--- a/public/business-plans/trade.docx
+++ b/public/business-plans/trade.docx
@@ -56,7 +56,7 @@
           <w:rStyle w:val="CkCaption"/>
           <w:i/>
         </w:rPr>
-        <w:t>Это готовый образец (шаблон) бизнес-плана MoliyaHub для отрасли «Торговля и общественное питание». Замените текст в квадратных скобках [впишите] и примеры на данные вашего проекта, добавьте или удалите пункты по необходимости. Абзацы в рамке, отмеченные «ПРИМЕР», — иллюстрация формата ответа, а не факты о реальной компании. Финансовый план с рабочими формулами (SUM, прибыль, срок окупаемости, рентабельность) — в отдельном Excel-файле с тем же названием, который дополняет этот документ.</w:t>
+        <w:t>Это готовый образец (шаблон) бизнес-плана MoliyaHub для отрасли «Торговля и общественное питание». Замените текст в квадратных скобках [впишите] и примеры на данные вашего проекта, добавьте или удалите пункты по необходимости. Абзацы в рамке, отмеченные «ПРИМЕР», и раздел «Пример финансового расчёта» — иллюстрация формата и порядка величины на основе рыночных ориентиров 2025-2026 года, а не факты и не финансовая отчётность о реальной компании: перед подачей в банк или инвестору замените их на данные своего проекта. Тот же расчёт с рабочими формулами (SUM, прибыль, срок окупаемости, рентабельность), которые пересчитываются автоматически, — в отдельном Excel-файле с тем же названием, который дополняет этот документ.</w:t>
       </w:r>
     </w:p>
     <w:p>
@@ -457,13 +457,790 @@
     <w:p>
       <w:pPr>
         <w:pStyle w:val="Heading2"/>
+        <ck:id v="financial-example"/>
+      </w:pPr>
+      <w:bookmarkStart w:id="9" w:name="financial_example"/>
+      <w:r>
+        <w:t>Пример финансового расчёта</w:t>
+      </w:r>
+      <w:bookmarkEnd w:id="9"/>
+    </w:p>
+    <w:p>
+      <w:r>
+        <w:rPr>
+          <w:rStyle w:val="CkCaption"/>
+          <w:i/>
+        </w:rPr>
+        <w:t>Ниже — полностью посчитанный пример для иллюстративной компании из резюме, на основе рыночных ориентиров 2025-2026 года (аренда, зарплаты, цены на оборудование, налоги, ставки — со ссылкой на источник там, где он известен) и экспертных оценок порядка величины там, где точных данных нет (это отмечено в комментариях). Он показывает логику расчёта и реалистичный масштаб цифр — это не финансовая отчётность и не готовая заявка на кредит. Тот же расчёт с рабочими формулами — в Excel-файле с тем же названием; замените суммы там на данные своего проекта, и всё пересчитается автоматически.</w:t>
+      </w:r>
+    </w:p>
+    <w:p>
+      <w:r>
+        <w:rPr>
+          <w:b/>
+        </w:rPr>
+        <w:t>Стартовые затраты (единоразово)</w:t>
+      </w:r>
+    </w:p>
+    <w:tbl>
+      <w:tblPr>
+        <w:tblStyle w:val="CkTable"/>
+        <w:tblW w:w="0" w:type="auto"/>
+        <w:tblLayout w:type="autofit"/>
+        <w:tblLook w:firstRow="1" w:lastRow="0" w:firstColumn="0" w:lastColumn="0" w:noHBand="0" w:noVBand="1"/>
+      </w:tblPr>
+      <w:tblGrid>
+        <w:gridCol/>
+        <w:gridCol/>
+        <w:gridCol/>
+      </w:tblGrid>
+      <w:tr>
+        <w:trPr>
+          <w:tblHeader/>
+        </w:trPr>
+        <w:tc>
+          <w:tcPr/>
+          <w:p>
+            <w:r>
+              <w:rPr>
+                <w:b/>
+              </w:rPr>
+              <w:t>Статья</w:t>
+            </w:r>
+          </w:p>
+        </w:tc>
+        <w:tc>
+          <w:tcPr/>
+          <w:p>
+            <w:r>
+              <w:rPr>
+                <w:b/>
+              </w:rPr>
+              <w:t>Сумма, сум</w:t>
+            </w:r>
+          </w:p>
+        </w:tc>
+        <w:tc>
+          <w:tcPr/>
+          <w:p>
+            <w:r>
+              <w:rPr>
+                <w:b/>
+              </w:rPr>
+              <w:t>Комментарий</w:t>
+            </w:r>
+          </w:p>
+        </w:tc>
+      </w:tr>
+      <w:tr>
+        <w:tc>
+          <w:tcPr/>
+          <w:p>
+            <w:r>
+              <w:t>Аренда и ремонт торговой точки</w:t>
+            </w:r>
+          </w:p>
+        </w:tc>
+        <w:tc>
+          <w:tcPr/>
+          <w:p>
+            <w:r>
+              <w:t>250 000 000</w:t>
+            </w:r>
+          </w:p>
+        </w:tc>
+        <w:tc>
+          <w:tcPr/>
+          <w:p>
+            <w:r>
+              <w:t>оценка: отделка ~70-90 м² под кофейню (барная стойка, электрика, интерьер) в спальном районе Ташкента</w:t>
+            </w:r>
+          </w:p>
+        </w:tc>
+      </w:tr>
+      <w:tr>
+        <w:tc>
+          <w:tcPr/>
+          <w:p>
+            <w:r>
+              <w:t>Торговое / кухонное оборудование</w:t>
+            </w:r>
+          </w:p>
+        </w:tc>
+        <w:tc>
+          <w:tcPr/>
+          <w:p>
+            <w:r>
+              <w:t>160 000 000</w:t>
+            </w:r>
+          </w:p>
+        </w:tc>
+        <w:tc>
+          <w:tcPr/>
+          <w:p>
+            <w:r>
+              <w:t>оценка: проф. кофемашина, кофемолки, холодильная витрина, POS-касса, мебель на 12 мест</w:t>
+            </w:r>
+          </w:p>
+        </w:tc>
+      </w:tr>
+      <w:tr>
+        <w:tc>
+          <w:tcPr/>
+          <w:p>
+            <w:r>
+              <w:t>Первая товарная партия / запасы</w:t>
+            </w:r>
+          </w:p>
+        </w:tc>
+        <w:tc>
+          <w:tcPr/>
+          <w:p>
+            <w:r>
+              <w:t>45 000 000</w:t>
+            </w:r>
+          </w:p>
+        </w:tc>
+        <w:tc>
+          <w:tcPr/>
+          <w:p>
+            <w:r>
+              <w:t>оценка: кофе, молоко, сиропы, стаканы, ингредиенты для выпечки на первый месяц</w:t>
+            </w:r>
+          </w:p>
+        </w:tc>
+      </w:tr>
+      <w:tr>
+        <w:tc>
+          <w:tcPr/>
+          <w:p>
+            <w:r>
+              <w:t>Регистрация ККМ и разрешений</w:t>
+            </w:r>
+          </w:p>
+        </w:tc>
+        <w:tc>
+          <w:tcPr/>
+          <w:p>
+            <w:r>
+              <w:t>8 000 000</w:t>
+            </w:r>
+          </w:p>
+        </w:tc>
+        <w:tc>
+          <w:tcPr/>
+          <w:p>
+            <w:r>
+              <w:t>оценка: онлайн-касса (ККМ), санитарные и торговые разрешения</w:t>
+            </w:r>
+          </w:p>
+        </w:tc>
+      </w:tr>
+      <w:tr>
+        <w:tc>
+          <w:tcPr/>
+          <w:p>
+            <w:r>
+              <w:t>Вывеска и брендинг</w:t>
+            </w:r>
+          </w:p>
+        </w:tc>
+        <w:tc>
+          <w:tcPr/>
+          <w:p>
+            <w:r>
+              <w:t>12 000 000</w:t>
+            </w:r>
+          </w:p>
+        </w:tc>
+        <w:tc>
+          <w:tcPr/>
+          <w:p>
+            <w:r>
+              <w:t>оценка: наружная вывеска, дизайн меню/упаковки, форма персонала</w:t>
+            </w:r>
+          </w:p>
+        </w:tc>
+      </w:tr>
+      <w:tr>
+        <w:tc>
+          <w:tcPr/>
+          <w:p>
+            <w:r>
+              <w:t>Регистрация продавцом на маркетплейсе</w:t>
+            </w:r>
+          </w:p>
+        </w:tc>
+        <w:tc>
+          <w:tcPr/>
+          <w:p>
+            <w:r>
+              <w:t>5 000 000</w:t>
+            </w:r>
+          </w:p>
+        </w:tc>
+        <w:tc>
+          <w:tcPr/>
+          <w:p>
+            <w:r>
+              <w:t>оценка: подключение к агрегаторам доставки (Yandex Eats, Uzum Tezkor, Wolt)</w:t>
+            </w:r>
+          </w:p>
+        </w:tc>
+      </w:tr>
+      <w:tr>
+        <w:tc>
+          <w:tcPr/>
+          <w:p>
+            <w:r>
+              <w:rPr>
+                <w:b/>
+              </w:rPr>
+              <w:t>Итого стартовые затраты</w:t>
+            </w:r>
+          </w:p>
+        </w:tc>
+        <w:tc>
+          <w:tcPr/>
+          <w:p>
+            <w:r>
+              <w:rPr>
+                <w:b/>
+              </w:rPr>
+              <w:t>480 000 000</w:t>
+            </w:r>
+          </w:p>
+        </w:tc>
+        <w:tc>
+          <w:tcPr/>
+          <w:p/>
+        </w:tc>
+      </w:tr>
+    </w:tbl>
+    <w:p>
+      <w:r>
+        <w:rPr>
+          <w:b/>
+        </w:rPr>
+        <w:t>Ежемесячная выручка</w:t>
+      </w:r>
+    </w:p>
+    <w:tbl>
+      <w:tblPr>
+        <w:tblStyle w:val="CkTable"/>
+        <w:tblW w:w="0" w:type="auto"/>
+        <w:tblLayout w:type="autofit"/>
+        <w:tblLook w:firstRow="1" w:lastRow="0" w:firstColumn="0" w:lastColumn="0" w:noHBand="0" w:noVBand="1"/>
+      </w:tblPr>
+      <w:tblGrid>
+        <w:gridCol/>
+        <w:gridCol/>
+        <w:gridCol/>
+      </w:tblGrid>
+      <w:tr>
+        <w:trPr>
+          <w:tblHeader/>
+        </w:trPr>
+        <w:tc>
+          <w:tcPr/>
+          <w:p>
+            <w:r>
+              <w:rPr>
+                <w:b/>
+              </w:rPr>
+              <w:t>Статья</w:t>
+            </w:r>
+          </w:p>
+        </w:tc>
+        <w:tc>
+          <w:tcPr/>
+          <w:p>
+            <w:r>
+              <w:rPr>
+                <w:b/>
+              </w:rPr>
+              <w:t>Сумма, сум</w:t>
+            </w:r>
+          </w:p>
+        </w:tc>
+        <w:tc>
+          <w:tcPr/>
+          <w:p>
+            <w:r>
+              <w:rPr>
+                <w:b/>
+              </w:rPr>
+              <w:t>Комментарий</w:t>
+            </w:r>
+          </w:p>
+        </w:tc>
+      </w:tr>
+      <w:tr>
+        <w:tc>
+          <w:tcPr/>
+          <w:p>
+            <w:r>
+              <w:t>Розничные продажи в точке</w:t>
+            </w:r>
+          </w:p>
+        </w:tc>
+        <w:tc>
+          <w:tcPr/>
+          <w:p>
+            <w:r>
+              <w:t>88 200 000</w:t>
+            </w:r>
+          </w:p>
+        </w:tc>
+        <w:tc>
+          <w:tcPr/>
+          <w:p>
+            <w:r>
+              <w:t>70% от базовой выручки (средний чек 35 тыс. сум × 120 чеков/день × 30 дн = 126 млн сум/мес — из резюме)</w:t>
+            </w:r>
+          </w:p>
+        </w:tc>
+      </w:tr>
+      <w:tr>
+        <w:tc>
+          <w:tcPr/>
+          <w:p>
+            <w:r>
+              <w:t>Онлайн-продажи / доставка</w:t>
+            </w:r>
+          </w:p>
+        </w:tc>
+        <w:tc>
+          <w:tcPr/>
+          <w:p>
+            <w:r>
+              <w:t>25 200 000</w:t>
+            </w:r>
+          </w:p>
+        </w:tc>
+        <w:tc>
+          <w:tcPr/>
+          <w:p>
+            <w:r>
+              <w:t>20% от базовой выручки — агрегаторы доставки и соцсети/telegram-заказы</w:t>
+            </w:r>
+          </w:p>
+        </w:tc>
+      </w:tr>
+      <w:tr>
+        <w:tc>
+          <w:tcPr/>
+          <w:p>
+            <w:r>
+              <w:t>Опт для небольших партнёров</w:t>
+            </w:r>
+          </w:p>
+        </w:tc>
+        <w:tc>
+          <w:tcPr/>
+          <w:p>
+            <w:r>
+              <w:t>7 560 000</w:t>
+            </w:r>
+          </w:p>
+        </w:tc>
+        <w:tc>
+          <w:tcPr/>
+          <w:p>
+            <w:r>
+              <w:t>6% от базовой выручки — продажа выпечки/кофе небольшим офисам поблизости</w:t>
+            </w:r>
+          </w:p>
+        </w:tc>
+      </w:tr>
+      <w:tr>
+        <w:tc>
+          <w:tcPr/>
+          <w:p>
+            <w:r>
+              <w:t>Корпоративные заказы</w:t>
+            </w:r>
+          </w:p>
+        </w:tc>
+        <w:tc>
+          <w:tcPr/>
+          <w:p>
+            <w:r>
+              <w:t>5 040 000</w:t>
+            </w:r>
+          </w:p>
+        </w:tc>
+        <w:tc>
+          <w:tcPr/>
+          <w:p>
+            <w:r>
+              <w:t>4% от базовой выручки — кейтеринг на офисные встречи по соседству</w:t>
+            </w:r>
+          </w:p>
+        </w:tc>
+      </w:tr>
+      <w:tr>
+        <w:tc>
+          <w:tcPr/>
+          <w:p>
+            <w:r>
+              <w:rPr>
+                <w:b/>
+              </w:rPr>
+              <w:t>Итого выручка/мес</w:t>
+            </w:r>
+          </w:p>
+        </w:tc>
+        <w:tc>
+          <w:tcPr/>
+          <w:p>
+            <w:r>
+              <w:rPr>
+                <w:b/>
+              </w:rPr>
+              <w:t>126 000 000</w:t>
+            </w:r>
+          </w:p>
+        </w:tc>
+        <w:tc>
+          <w:tcPr/>
+          <w:p/>
+        </w:tc>
+      </w:tr>
+    </w:tbl>
+    <w:p>
+      <w:r>
+        <w:rPr>
+          <w:b/>
+        </w:rPr>
+        <w:t>Ежемесячные операционные расходы</w:t>
+      </w:r>
+    </w:p>
+    <w:tbl>
+      <w:tblPr>
+        <w:tblStyle w:val="CkTable"/>
+        <w:tblW w:w="0" w:type="auto"/>
+        <w:tblLayout w:type="autofit"/>
+        <w:tblLook w:firstRow="1" w:lastRow="0" w:firstColumn="0" w:lastColumn="0" w:noHBand="0" w:noVBand="1"/>
+      </w:tblPr>
+      <w:tblGrid>
+        <w:gridCol/>
+        <w:gridCol/>
+        <w:gridCol/>
+      </w:tblGrid>
+      <w:tr>
+        <w:trPr>
+          <w:tblHeader/>
+        </w:trPr>
+        <w:tc>
+          <w:tcPr/>
+          <w:p>
+            <w:r>
+              <w:rPr>
+                <w:b/>
+              </w:rPr>
+              <w:t>Статья</w:t>
+            </w:r>
+          </w:p>
+        </w:tc>
+        <w:tc>
+          <w:tcPr/>
+          <w:p>
+            <w:r>
+              <w:rPr>
+                <w:b/>
+              </w:rPr>
+              <w:t>Сумма, сум</w:t>
+            </w:r>
+          </w:p>
+        </w:tc>
+        <w:tc>
+          <w:tcPr/>
+          <w:p>
+            <w:r>
+              <w:rPr>
+                <w:b/>
+              </w:rPr>
+              <w:t>Комментарий</w:t>
+            </w:r>
+          </w:p>
+        </w:tc>
+      </w:tr>
+      <w:tr>
+        <w:tc>
+          <w:tcPr/>
+          <w:p>
+            <w:r>
+              <w:t>Аренда</w:t>
+            </w:r>
+          </w:p>
+        </w:tc>
+        <w:tc>
+          <w:tcPr/>
+          <w:p>
+            <w:r>
+              <w:t>18 000 000</w:t>
+            </w:r>
+          </w:p>
+        </w:tc>
+        <w:tc>
+          <w:tcPr/>
+          <w:p>
+            <w:r>
+              <w:t>оценка аренды ~70-90 м² в спальном районе Ташкента с хорошей проходимостью</w:t>
+            </w:r>
+          </w:p>
+        </w:tc>
+      </w:tr>
+      <w:tr>
+        <w:tc>
+          <w:tcPr/>
+          <w:p>
+            <w:r>
+              <w:t>ФОТ персонала</w:t>
+            </w:r>
+          </w:p>
+        </w:tc>
+        <w:tc>
+          <w:tcPr/>
+          <w:p>
+            <w:r>
+              <w:t>26 000 000</w:t>
+            </w:r>
+          </w:p>
+        </w:tc>
+        <w:tc>
+          <w:tcPr/>
+          <w:p>
+            <w:r>
+              <w:t>2 бариста посменно (~4,5 млн/чел.), кондитер part-time (~3,5 млн), уборщица part-time (~2 млн); ориентир — средняя зарплата по Ташкенту 10,38 млн</w:t>
+            </w:r>
+          </w:p>
+        </w:tc>
+      </w:tr>
+      <w:tr>
+        <w:tc>
+          <w:tcPr/>
+          <w:p>
+            <w:r>
+              <w:t>Закупка товара / продуктов</w:t>
+            </w:r>
+          </w:p>
+        </w:tc>
+        <w:tc>
+          <w:tcPr/>
+          <w:p>
+            <w:r>
+              <w:t>40 300 000</w:t>
+            </w:r>
+          </w:p>
+        </w:tc>
+        <w:tc>
+          <w:tcPr/>
+          <w:p>
+            <w:r>
+              <w:t>COGS ≈32% от выручки — типичная доля себестоимости зерна, молока, сиропов и выпечки для кофеен to-go</w:t>
+            </w:r>
+          </w:p>
+        </w:tc>
+      </w:tr>
+      <w:tr>
+        <w:tc>
+          <w:tcPr/>
+          <w:p>
+            <w:r>
+              <w:t>Коммунальные услуги</w:t>
+            </w:r>
+          </w:p>
+        </w:tc>
+        <w:tc>
+          <w:tcPr/>
+          <w:p>
+            <w:r>
+              <w:t>5 000 000</w:t>
+            </w:r>
+          </w:p>
+        </w:tc>
+        <w:tc>
+          <w:tcPr/>
+          <w:p>
+            <w:r>
+              <w:t>оценка: электроэнергия (кофемашина, холодильники), вода, отопление</w:t>
+            </w:r>
+          </w:p>
+        </w:tc>
+      </w:tr>
+      <w:tr>
+        <w:tc>
+          <w:tcPr/>
+          <w:p>
+            <w:r>
+              <w:t>Комиссии маркетплейсов/агрегаторов доставки</w:t>
+            </w:r>
+          </w:p>
+        </w:tc>
+        <w:tc>
+          <w:tcPr/>
+          <w:p>
+            <w:r>
+              <w:t>6 300 000</w:t>
+            </w:r>
+          </w:p>
+        </w:tc>
+        <w:tc>
+          <w:tcPr/>
+          <w:p>
+            <w:r>
+              <w:t>~25% комиссия с выручки через доставку — типичная комиссия Yandex Eats/аналогов</w:t>
+            </w:r>
+          </w:p>
+        </w:tc>
+      </w:tr>
+      <w:tr>
+        <w:tc>
+          <w:tcPr/>
+          <w:p>
+            <w:r>
+              <w:t>Налоги</w:t>
+            </w:r>
+          </w:p>
+        </w:tc>
+        <w:tc>
+          <w:tcPr/>
+          <w:p>
+            <w:r>
+              <w:t>1 700 000</w:t>
+            </w:r>
+          </w:p>
+        </w:tc>
+        <w:tc>
+          <w:tcPr/>
+          <w:p>
+            <w:r>
+              <w:t>налог с оборота 1% для ИП/самозанятых (ставка с 2026 г., azma.uz) + фиксированный соц. налог от 1 БРВ ≈412 тыс. сум/мес</w:t>
+            </w:r>
+          </w:p>
+        </w:tc>
+      </w:tr>
+      <w:tr>
+        <w:tc>
+          <w:tcPr/>
+          <w:p>
+            <w:r>
+              <w:rPr>
+                <w:b/>
+              </w:rPr>
+              <w:t>Итого расходы/мес</w:t>
+            </w:r>
+          </w:p>
+        </w:tc>
+        <w:tc>
+          <w:tcPr/>
+          <w:p>
+            <w:r>
+              <w:rPr>
+                <w:b/>
+              </w:rPr>
+              <w:t>97 300 000</w:t>
+            </w:r>
+          </w:p>
+        </w:tc>
+        <w:tc>
+          <w:tcPr/>
+          <w:p/>
+        </w:tc>
+      </w:tr>
+    </w:tbl>
+    <w:sdt>
+      <w:sdtPr>
+        <w:tag w:val="clarkdown:div"/>
+        <ck:div v="|panel|"/>
+      </w:sdtPr>
+      <w:sdtContent>
+        <w:tbl>
+          <w:tblPr>
+            <w:tblW w:w="5000" w:type="pct"/>
+            <w:tblBorders>
+              <w:top w:val="none"/>
+              <w:left w:val="none"/>
+              <w:bottom w:val="none"/>
+              <w:right w:val="none"/>
+              <w:insideH w:val="none"/>
+              <w:insideV w:val="none"/>
+            </w:tblBorders>
+            <w:tblCellMar>
+              <w:top w:w="320" w:type="dxa"/>
+              <w:left w:w="240" w:type="dxa"/>
+              <w:bottom w:w="320" w:type="dxa"/>
+              <w:right w:w="240" w:type="dxa"/>
+            </w:tblCellMar>
+          </w:tblPr>
+          <w:tblGrid>
+            <w:gridCol/>
+          </w:tblGrid>
+          <w:tr>
+            <w:tc>
+              <w:tcPr>
+                <w:shd w:val="clear" w:fill="E4E4E4"/>
+              </w:tcPr>
+              <w:p>
+                <w:r>
+                  <w:rPr>
+                    <w:b/>
+                  </w:rPr>
+                  <w:t>Ежемесячная прибыль:</w:t>
+                </w:r>
+                <w:r>
+                  <w:t xml:space="preserve"> 28 700 000 сум · </w:t>
+                </w:r>
+                <w:r>
+                  <w:rPr>
+                    <w:b/>
+                  </w:rPr>
+                  <w:t>Срок окупаемости:</w:t>
+                </w:r>
+                <w:r>
+                  <w:t xml:space="preserve"> 16,7 мес. · </w:t>
+                </w:r>
+                <w:r>
+                  <w:rPr>
+                    <w:b/>
+                  </w:rPr>
+                  <w:t>Рентабельность продаж:</w:t>
+                </w:r>
+                <w:r>
+                  <w:t xml:space="preserve"> 22,8%</w:t>
+                </w:r>
+              </w:p>
+            </w:tc>
+          </w:tr>
+        </w:tbl>
+      </w:sdtContent>
+    </w:sdt>
+    <w:p>
+      <w:r>
+        <w:rPr>
+          <w:rStyle w:val="CkCaption"/>
+          <w:i/>
+        </w:rPr>
+        <w:t>Как считался этот пример: сумма стартовых затрат — 480 млн сум, точно соответствует резюме. Прибыль ≈28,7 млн сум/мес даёт окупаемость ≈16,7 мес. — близко к заявленным ~16 мес.</w:t>
+      </w:r>
+    </w:p>
+    <w:p>
+      <w:r>
+        <w:t>[Впишите] Пересчитайте таблицы выше на основе цен, ставок аренды/зарплат и объёмов продаж вашего проекта в вашем регионе.</w:t>
+      </w:r>
+    </w:p>
+    <w:p>
+      <w:pPr>
+        <w:pStyle w:val="Heading2"/>
         <ck:id v="risks"/>
       </w:pPr>
-      <w:bookmarkStart w:id="9" w:name="risks"/>
+      <w:bookmarkStart w:id="10" w:name="risks"/>
       <w:r>
         <w:t>Риски и меры по их снижению</w:t>
       </w:r>
-      <w:bookmarkEnd w:id="9"/>
+      <w:bookmarkEnd w:id="10"/>
     </w:p>
     <w:tbl>
       <w:tblPr>

--- a/public/business-plans/trade.docx
+++ b/public/business-plans/trade.docx
@@ -9,7 +9,7 @@
       </w:pPr>
       <w:bookmarkStart w:id="0" w:name="section"/>
       <w:r>
-        <w:t>БИЗНЕС-ПЛАН: ТОРГОВЛЯ И ОБЩЕСТВЕННОЕ ПИТАНИЕ</w:t>
+        <w:t>ТЕХНИКО-ЭКОНОМИЧЕСКОЕ ОБОСНОВАНИЕ ПРОЕКТА</w:t>
       </w:r>
       <w:bookmarkEnd w:id="0"/>
     </w:p>
@@ -18,18 +18,18 @@
         <w:rPr>
           <w:rStyle w:val="CkMuted"/>
         </w:rPr>
-        <w:t>Пример: розничный магазин или точка общественного питания</w:t>
-      </w:r>
-    </w:p>
-    <w:p>
-      <w:r>
-        <w:t>Название проекта: [впишите]</w:t>
+        <w:t>Расширенный образец (ТЭО) для отрасли «Торговля и общественное питание» — по структуре, близкой к банковской</w:t>
+      </w:r>
+    </w:p>
+    <w:p>
+      <w:r>
+        <w:t>Наименование проекта: [впишите]</w:t>
       </w:r>
       <w:r>
         <w:br/>
       </w:r>
       <w:r>
-        <w:t>Автор / компания: [впишите]</w:t>
+        <w:t>Инициатор / заёмщик: [впишите]</w:t>
       </w:r>
       <w:r>
         <w:br/>
@@ -41,13 +41,13 @@
         <w:br/>
       </w:r>
       <w:r>
-        <w:t>Требуемая сумма инвестиций, сум: [впишите]</w:t>
+        <w:t>Полная стоимость проекта, сум: [впишите]</w:t>
       </w:r>
       <w:r>
         <w:br/>
       </w:r>
       <w:r>
-        <w:t>Дата: [впишите]</w:t>
+        <w:t>Дата составления: [впишите]</w:t>
       </w:r>
     </w:p>
     <w:p>
@@ -56,7 +56,28 @@
           <w:rStyle w:val="CkCaption"/>
           <w:i/>
         </w:rPr>
-        <w:t>Это готовый образец (шаблон) бизнес-плана MoliyaHub для отрасли «Торговля и общественное питание». Замените текст в квадратных скобках [впишите] и примеры на данные вашего проекта, добавьте или удалите пункты по необходимости. Абзацы в рамке, отмеченные «ПРИМЕР», и раздел «Пример финансового расчёта» — иллюстрация формата и порядка величины на основе рыночных ориентиров 2025-2026 года, а не факты и не финансовая отчётность о реальной компании: перед подачей в банк или инвестору замените их на данные своего проекта. Тот же расчёт с рабочими формулами (SUM, прибыль, срок окупаемости, рентабельность), которые пересчитываются автоматически, — в отдельном Excel-файле с тем же названием, который дополняет этот документ.</w:t>
+        <w:t>Это расширенный образец (шаблон) MoliyaHub, построенный по структуре типового технико-экономического обоснования (ТЭО), которое банки Узбекистана обычно запрашивают при рассмотрении кредитной заявки на инвестиционный проект — с меморандумом о конфиденциальности, разделом о заёмщике, структурой финансирования, таблицей персонала и взвешенной оценкой рисков. Это НЕ более простой типовой бизнес-план (тот доступен на MoliyaHub отдельным файлом для той же отрасли) — это более полный и подробный формат для тех, кто готовит заявку сразу под требования банка. Все суммы и показатели ниже — иллюстративный пример для вымышленной компании, основанный на рыночных ориентирах 2025-2026 года и экспертных оценках порядка величины, а НЕ факт о реальной компании и не финансовая отчётность. Реквизиты заёмщика (ИНН, адрес, учредители, паспортные данные) должны быть заполнены вашими настоящими данными — образец сознательно не содержит вымышленных номеров документов, чтобы их нельзя было принять за реальные. Полная финансовая модель с рабочими формулами (16 связанных листов: смета, финансирование, амортизация, себестоимость по месяцам, график кредита, P&amp;L, рабочий капитал, поток наличности, NPV/IRR, точка безубыточности, прогнозный баланс) — в отдельном Excel-файле с тем же названием, который дополняет этот документ.</w:t>
+      </w:r>
+    </w:p>
+    <w:p>
+      <w:pPr>
+        <w:pStyle w:val="Heading2"/>
+        <ck:id v="confidentiality"/>
+      </w:pPr>
+      <w:bookmarkStart w:id="1" w:name="confidentiality"/>
+      <w:r>
+        <w:t>Меморандум о конфиденциальности</w:t>
+      </w:r>
+      <w:bookmarkEnd w:id="1"/>
+    </w:p>
+    <w:p>
+      <w:r>
+        <w:t>Настоящий документ и приложенная к нему финансовая модель содержат информацию о планируемой хозяйственной деятельности заёмщика и предназначены исключительно для рассмотрения кредитующим банком (инвестором) в целях принятия решения об участии в проекте. Документ не подлежит копированию или передаче третьим лицам без письменного согласия заёмщика, за исключением случаев, предусмотренных законодательством Республики Узбекистан. Все финансовые показатели являются прогнозными и не гарантируют фактического результата.</w:t>
+      </w:r>
+    </w:p>
+    <w:p>
+      <w:r>
+        <w:t>[Впишите] При подготовке реальной заявки замените этот раздел меморандумом о конфиденциальности вашей компании либо согласуйте формулировку с юристом и требованиями конкретного банка.</w:t>
       </w:r>
     </w:p>
     <w:p>
@@ -64,11 +85,11 @@
         <w:pStyle w:val="Heading2"/>
         <ck:id v="resume"/>
       </w:pPr>
-      <w:bookmarkStart w:id="1" w:name="resume"/>
+      <w:bookmarkStart w:id="2" w:name="resume"/>
       <w:r>
         <w:t>Резюме проекта</w:t>
       </w:r>
-      <w:bookmarkEnd w:id="1"/>
+      <w:bookmarkEnd w:id="2"/>
     </w:p>
     <w:sdt>
       <w:sdtPr>
@@ -112,7 +133,7 @@
               </w:p>
               <w:p>
                 <w:r>
-                  <w:t>Кофейня «Qahva Vaqti» открывается в спальном районе Ташкента формата «кофе с собой» + 12 посадочных мест, с продажей выпечки собственного производства. Требуемые инвестиции — 480 млн сум на ремонт и оборудование; окупаемость — около 16 месяцев при среднем чеке 35 тыс. сум и 120 чеках в день.</w:t>
+                  <w:t>ИП «Tong Qahvasi» реализует проект «Открытие кофейни в спальном районе Ташкента»: Кофейня формата «кофе с собой» с 12 посадочными местами и собственной выпечкой в спальном районе Ташкента. Полная стоимость проекта — 489 979 702 сум, из которых 410 000 000 сум — банковский кредит на 36 месяцев под 22% годовых с льготным периодом 3 месяца(ев), остальное — собственный капитал инициатора. При выходе на проектную мощность выручка составляет 126 000 000 сум/мес; см. раздел «Финансовый план» ниже по срокам окупаемости.</w:t>
                 </w:r>
               </w:p>
             </w:tc>
@@ -128,144 +149,235 @@
     <w:p>
       <w:pPr>
         <w:pStyle w:val="Heading2"/>
-        <ck:id v="company"/>
-      </w:pPr>
-      <w:bookmarkStart w:id="2" w:name="company"/>
-      <w:r>
-        <w:t>Описание компании / проекта</w:t>
-      </w:r>
-      <w:bookmarkEnd w:id="2"/>
-    </w:p>
-    <w:p>
-      <w:r>
-        <w:t>[Впишите] Организационно-правовая форма (ИП/ООО/фермерское хозяйство), команда, текущий статус проекта (идея / MVP / действующий бизнес), уникальное торговое предложение.</w:t>
+        <ck:id v="borrower"/>
+      </w:pPr>
+      <w:bookmarkStart w:id="3" w:name="borrower"/>
+      <w:r>
+        <w:t>Информация о заёмщике</w:t>
+      </w:r>
+      <w:bookmarkEnd w:id="3"/>
+    </w:p>
+    <w:tbl>
+      <w:tblPr>
+        <w:tblStyle w:val="CkTable"/>
+        <w:tblW w:w="0" w:type="auto"/>
+        <w:tblLayout w:type="autofit"/>
+        <w:tblLook w:firstRow="1" w:lastRow="0" w:firstColumn="0" w:lastColumn="0" w:noHBand="0" w:noVBand="1"/>
+      </w:tblPr>
+      <w:tblGrid>
+        <w:gridCol/>
+        <w:gridCol/>
+      </w:tblGrid>
+      <w:tr>
+        <w:trPr>
+          <w:tblHeader/>
+        </w:trPr>
+        <w:tc>
+          <w:tcPr/>
+          <w:p>
+            <w:r>
+              <w:rPr>
+                <w:b/>
+              </w:rPr>
+              <w:t>Реквизит</w:t>
+            </w:r>
+          </w:p>
+        </w:tc>
+        <w:tc>
+          <w:tcPr/>
+          <w:p>
+            <w:r>
+              <w:rPr>
+                <w:b/>
+              </w:rPr>
+              <w:t>Значение</w:t>
+            </w:r>
+          </w:p>
+        </w:tc>
+      </w:tr>
+      <w:tr>
+        <w:tc>
+          <w:tcPr/>
+          <w:p>
+            <w:r>
+              <w:t>Полное наименование</w:t>
+            </w:r>
+          </w:p>
+        </w:tc>
+        <w:tc>
+          <w:tcPr/>
+          <w:p>
+            <w:r>
+              <w:t>ИП «Tong Qahvasi» (пример)</w:t>
+            </w:r>
+          </w:p>
+        </w:tc>
+      </w:tr>
+      <w:tr>
+        <w:tc>
+          <w:tcPr/>
+          <w:p>
+            <w:r>
+              <w:t>Организационно-правовая форма</w:t>
+            </w:r>
+          </w:p>
+        </w:tc>
+        <w:tc>
+          <w:tcPr/>
+          <w:p>
+            <w:r>
+              <w:t>ИП</w:t>
+            </w:r>
+          </w:p>
+        </w:tc>
+      </w:tr>
+      <w:tr>
+        <w:tc>
+          <w:tcPr/>
+          <w:p>
+            <w:r>
+              <w:t>Регион / адрес</w:t>
+            </w:r>
+          </w:p>
+        </w:tc>
+        <w:tc>
+          <w:tcPr/>
+          <w:p>
+            <w:r>
+              <w:t>[Впишите] — юридический и фактический адрес</w:t>
+            </w:r>
+          </w:p>
+        </w:tc>
+      </w:tr>
+      <w:tr>
+        <w:tc>
+          <w:tcPr/>
+          <w:p>
+            <w:r>
+              <w:t>ИНН / № свидетельства о регистрации</w:t>
+            </w:r>
+          </w:p>
+        </w:tc>
+        <w:tc>
+          <w:tcPr/>
+          <w:p>
+            <w:r>
+              <w:t>[Впишите]</w:t>
+            </w:r>
+          </w:p>
+        </w:tc>
+      </w:tr>
+      <w:tr>
+        <w:tc>
+          <w:tcPr/>
+          <w:p>
+            <w:r>
+              <w:t>Учредители и доли</w:t>
+            </w:r>
+          </w:p>
+        </w:tc>
+        <w:tc>
+          <w:tcPr/>
+          <w:p>
+            <w:r>
+              <w:t>[Впишите] — Ф.И.О. / наименование, доли участия</w:t>
+            </w:r>
+          </w:p>
+        </w:tc>
+      </w:tr>
+      <w:tr>
+        <w:tc>
+          <w:tcPr/>
+          <w:p>
+            <w:r>
+              <w:t>Основной вид деятельности</w:t>
+            </w:r>
+          </w:p>
+        </w:tc>
+        <w:tc>
+          <w:tcPr/>
+          <w:p>
+            <w:r>
+              <w:t>Торговля и общественное питание</w:t>
+            </w:r>
+          </w:p>
+        </w:tc>
+      </w:tr>
+      <w:tr>
+        <w:tc>
+          <w:tcPr/>
+          <w:p>
+            <w:r>
+              <w:t>Дата государственной регистрации</w:t>
+            </w:r>
+          </w:p>
+        </w:tc>
+        <w:tc>
+          <w:tcPr/>
+          <w:p>
+            <w:r>
+              <w:t>[Впишите]</w:t>
+            </w:r>
+          </w:p>
+        </w:tc>
+      </w:tr>
+      <w:tr>
+        <w:tc>
+          <w:tcPr/>
+          <w:p>
+            <w:r>
+              <w:t>Руководитель</w:t>
+            </w:r>
+          </w:p>
+        </w:tc>
+        <w:tc>
+          <w:tcPr/>
+          <w:p>
+            <w:r>
+              <w:t>[Впишите] — Ф.И.О., должность</w:t>
+            </w:r>
+          </w:p>
+        </w:tc>
+      </w:tr>
+      <w:tr>
+        <w:tc>
+          <w:tcPr/>
+          <w:p>
+            <w:r>
+              <w:t>Банковские реквизиты</w:t>
+            </w:r>
+          </w:p>
+        </w:tc>
+        <w:tc>
+          <w:tcPr/>
+          <w:p>
+            <w:r>
+              <w:t>[Впишите] — обслуживающий банк, расчётный счёт</w:t>
+            </w:r>
+          </w:p>
+        </w:tc>
+      </w:tr>
+    </w:tbl>
+    <w:p>
+      <w:r>
+        <w:t>[Впишите] Реквизиты выше — не заполняйте вымышленными номерами: используйте настоящие данные вашей организации при подаче в банк.</w:t>
       </w:r>
     </w:p>
     <w:p>
       <w:pPr>
         <w:pStyle w:val="Heading2"/>
-        <ck:id v="market"/>
-      </w:pPr>
-      <w:bookmarkStart w:id="3" w:name="market"/>
-      <w:r>
-        <w:t>Анализ рынка: Торговля и общественное питание</w:t>
-      </w:r>
-      <w:bookmarkEnd w:id="3"/>
-    </w:p>
-    <w:p>
-      <w:pPr>
-        <w:pStyle w:val="ListParagraph"/>
-        <w:numPr>
-          <w:ilvl w:val="0"/>
-          <w:numId w:val="1"/>
-        </w:numPr>
-      </w:pPr>
-      <w:r>
-        <w:t>Розничная торговля и общепит — один из крупнейших секторов по числу МСБ в Узбекистане и одна из самых доступных точек входа для начинающего предпринимателя.</w:t>
-      </w:r>
-    </w:p>
-    <w:p>
-      <w:pPr>
-        <w:pStyle w:val="ListParagraph"/>
-        <w:numPr>
-          <w:ilvl w:val="0"/>
-          <w:numId w:val="1"/>
-        </w:numPr>
-      </w:pPr>
-      <w:r>
-        <w:t>E-commerce растёт стремительно: по данным Gazeta.uz, на платформе Uzum Market работает свыше 18 тыс. продавцов (рост на 32% с начала года), оборот продавцов год к году вырос на 60%, а весь GMV площадки за 2025 год превысил $500 млн (рост в 1,5 раза) при 34 млн заказов (gazeta.uz) — маркетплейсы становятся полноценным каналом сбыта, а не просто дополнением к офлайн-точке.</w:t>
-      </w:r>
-    </w:p>
-    <w:p>
-      <w:pPr>
-        <w:pStyle w:val="ListParagraph"/>
-        <w:numPr>
-          <w:ilvl w:val="0"/>
-          <w:numId w:val="1"/>
-        </w:numPr>
-      </w:pPr>
-      <w:r>
-        <w:t>90% продавцов на крупнейшем маркетплейсе — представители малого бизнеса из регионов, а не только столичные сети (gazeta.uz) — выход на маркетплейс реалистичен и для небольшого нового бизнеса.</w:t>
-      </w:r>
-    </w:p>
-    <w:p>
-      <w:pPr>
-        <w:pStyle w:val="ListParagraph"/>
-        <w:numPr>
-          <w:ilvl w:val="0"/>
-          <w:numId w:val="1"/>
-        </w:numPr>
-      </w:pPr>
-      <w:r>
-        <w:t>Рост доходов населения в крупных городах повышает спрос на современный формат торговли и питания — сетевые кофейни, фудкорты, магазины у дома с удобным форматом.</w:t>
-      </w:r>
-    </w:p>
-    <w:p>
-      <w:pPr>
-        <w:pStyle w:val="ListParagraph"/>
-        <w:numPr>
-          <w:ilvl w:val="0"/>
-          <w:numId w:val="1"/>
-        </w:numPr>
-      </w:pPr>
-      <w:r>
-        <w:t>Для сравнения: в Казахстане e-commerce и маркетплейсы (Kaspi.kz) достигли большей зрелости и доли в розничном обороте — узбекский рынок ещё в фазе быстрого роста, что даёт больше пространства для новых продавцов и брендов, чем на более насыщенных соседних рынках.</w:t>
-      </w:r>
-    </w:p>
-    <w:p>
-      <w:pPr>
-        <w:pStyle w:val="ListParagraph"/>
-        <w:numPr>
-          <w:ilvl w:val="0"/>
-          <w:numId w:val="1"/>
-        </w:numPr>
-      </w:pPr>
-      <w:r>
-        <w:t>[Впишите] Проходимость и конкурентов в конкретной локации, средний чек по сегменту — уточняйте прямым наблюдением на месте и в отраслевых обзорах ритейла.</w:t>
-      </w:r>
-    </w:p>
-    <w:p>
-      <w:pPr>
-        <w:pStyle w:val="Heading3"/>
-        <ck:id v="section-1"/>
-      </w:pPr>
-      <w:bookmarkStart w:id="4" w:name="section_1"/>
-      <w:r>
-        <w:t>Конкуренты</w:t>
+        <ck:id v="project-description"/>
+      </w:pPr>
+      <w:bookmarkStart w:id="4" w:name="project_description"/>
+      <w:r>
+        <w:t>Описание проекта</w:t>
       </w:r>
       <w:bookmarkEnd w:id="4"/>
     </w:p>
     <w:p>
       <w:r>
-        <w:t>[Впишите] Список из 3-5 прямых конкурентов, их сильные и слабые стороны, чем вы отличаетесь.</w:t>
-      </w:r>
-    </w:p>
-    <w:p>
-      <w:pPr>
-        <w:pStyle w:val="Heading3"/>
-        <ck:id v="section-2"/>
-      </w:pPr>
-      <w:bookmarkStart w:id="5" w:name="section_2"/>
-      <w:r>
-        <w:t>Целевая аудитория</w:t>
-      </w:r>
-      <w:bookmarkEnd w:id="5"/>
-    </w:p>
-    <w:p>
-      <w:r>
-        <w:t>[Впишите] Портрет основного клиента: кто он, что для него важно при выборе, где его найти.</w:t>
-      </w:r>
-    </w:p>
-    <w:p>
-      <w:pPr>
-        <w:pStyle w:val="Heading2"/>
-        <ck:id v="marketing"/>
-      </w:pPr>
-      <w:bookmarkStart w:id="6" w:name="marketing"/>
-      <w:r>
-        <w:t>Маркетинговый план</w:t>
-      </w:r>
-      <w:bookmarkEnd w:id="6"/>
+        <w:t>[Впишите] Организационно-правовая форма, текущий статус проекта (идея / действующий бизнес / расширение), уникальное торговое предложение, этапы реализации.</w:t>
+      </w:r>
     </w:p>
     <w:sdt>
       <w:sdtPr>
@@ -309,7 +421,7 @@
               </w:p>
               <w:p>
                 <w:r>
-                  <w:t>Цена — на уровне среднего чека по району с акцентом на качество кофе и своей выпечки; продвижение — страницы в Instagram/Telegram с фото и акциями, программа лояльности (каждый 6-й кофе бесплатно), партнёрство с соседними офисами на корпоративные заказы.</w:t>
+                  <w:t>(1) ремонт точки и закупка оборудования — месяц 1; (2) регистрация ККМ, подключение к агрегаторам доставки, первые продажи — месяцы 1-2; (3) выход на плановый объём ~120 чеков/день — с 4-5-го месяца.</w:t>
                 </w:r>
               </w:p>
             </w:tc>
@@ -318,20 +430,479 @@
       </w:sdtContent>
     </w:sdt>
     <w:p>
-      <w:r>
-        <w:t>[Впишите] Ценообразование, каналы продвижения и продаж, план привлечения первых клиентов.</w:t>
-      </w:r>
-    </w:p>
-    <w:p>
       <w:pPr>
         <w:pStyle w:val="Heading2"/>
-        <ck:id v="operations"/>
-      </w:pPr>
-      <w:bookmarkStart w:id="7" w:name="operations"/>
-      <w:r>
-        <w:t>Операционный план</w:t>
+        <ck:id v="market"/>
+      </w:pPr>
+      <w:bookmarkStart w:id="5" w:name="market"/>
+      <w:r>
+        <w:t>Анализ рынка: Торговля и общественное питание</w:t>
+      </w:r>
+      <w:bookmarkEnd w:id="5"/>
+    </w:p>
+    <w:p>
+      <w:pPr>
+        <w:pStyle w:val="ListParagraph"/>
+        <w:numPr>
+          <w:ilvl w:val="0"/>
+          <w:numId w:val="1"/>
+        </w:numPr>
+      </w:pPr>
+      <w:r>
+        <w:t>Розничная торговля и общепит — один из крупнейших секторов по числу МСБ в Узбекистане и одна из самых доступных точек входа для начинающего предпринимателя.</w:t>
+      </w:r>
+    </w:p>
+    <w:p>
+      <w:pPr>
+        <w:pStyle w:val="ListParagraph"/>
+        <w:numPr>
+          <w:ilvl w:val="0"/>
+          <w:numId w:val="1"/>
+        </w:numPr>
+      </w:pPr>
+      <w:r>
+        <w:t>E-commerce растёт стремительно: на платформе Uzum Market работает свыше 18 тыс. продавцов (рост на 32% с начала года), GMV площадки за 2025 год превысил $500 млн (рост в 1,5 раза) при 34 млн заказов (gazeta.uz).</w:t>
+      </w:r>
+    </w:p>
+    <w:p>
+      <w:pPr>
+        <w:pStyle w:val="ListParagraph"/>
+        <w:numPr>
+          <w:ilvl w:val="0"/>
+          <w:numId w:val="1"/>
+        </w:numPr>
+      </w:pPr>
+      <w:r>
+        <w:t>90% продавцов на крупнейшем маркетплейсе — представители малого бизнеса из регионов (gazeta.uz) — выход на маркетплейс реалистичен и для небольшого нового бизнеса.</w:t>
+      </w:r>
+    </w:p>
+    <w:p>
+      <w:pPr>
+        <w:pStyle w:val="ListParagraph"/>
+        <w:numPr>
+          <w:ilvl w:val="0"/>
+          <w:numId w:val="1"/>
+        </w:numPr>
+      </w:pPr>
+      <w:r>
+        <w:t>Рост доходов населения в крупных городах повышает спрос на современный формат торговли и питания — сетевые кофейни, фудкорты, магазины у дома.</w:t>
+      </w:r>
+    </w:p>
+    <w:p>
+      <w:pPr>
+        <w:pStyle w:val="ListParagraph"/>
+        <w:numPr>
+          <w:ilvl w:val="0"/>
+          <w:numId w:val="1"/>
+        </w:numPr>
+      </w:pPr>
+      <w:r>
+        <w:t>Для сравнения: в Казахстане e-commerce и маркетплейсы (Kaspi.kz) достигли большей зрелости — узбекский рынок ещё в фазе быстрого роста, что даёт больше пространства для новых продавцов и брендов.</w:t>
+      </w:r>
+    </w:p>
+    <w:p>
+      <w:pPr>
+        <w:pStyle w:val="ListParagraph"/>
+        <w:numPr>
+          <w:ilvl w:val="0"/>
+          <w:numId w:val="1"/>
+        </w:numPr>
+      </w:pPr>
+      <w:r>
+        <w:t>[Впишите] Уточните актуальные объёмы рынка, цены и конкурентов в вашем конкретном сегменте и регионе по данным отраслевой статистики и профильных ассоциаций.</w:t>
+      </w:r>
+    </w:p>
+    <w:p>
+      <w:pPr>
+        <w:pStyle w:val="Heading3"/>
+        <ck:id v="section-1"/>
+      </w:pPr>
+      <w:bookmarkStart w:id="6" w:name="section_1"/>
+      <w:r>
+        <w:t>Конкуренты</w:t>
+      </w:r>
+      <w:bookmarkEnd w:id="6"/>
+    </w:p>
+    <w:sdt>
+      <w:sdtPr>
+        <w:tag w:val="clarkdown:div"/>
+        <ck:div v="|panel|"/>
+      </w:sdtPr>
+      <w:sdtContent>
+        <w:tbl>
+          <w:tblPr>
+            <w:tblW w:w="5000" w:type="pct"/>
+            <w:tblBorders>
+              <w:top w:val="none"/>
+              <w:left w:val="none"/>
+              <w:bottom w:val="none"/>
+              <w:right w:val="none"/>
+              <w:insideH w:val="none"/>
+              <w:insideV w:val="none"/>
+            </w:tblBorders>
+            <w:tblCellMar>
+              <w:top w:w="320" w:type="dxa"/>
+              <w:left w:w="240" w:type="dxa"/>
+              <w:bottom w:w="320" w:type="dxa"/>
+              <w:right w:w="240" w:type="dxa"/>
+            </w:tblCellMar>
+          </w:tblPr>
+          <w:tblGrid>
+            <w:gridCol/>
+          </w:tblGrid>
+          <w:tr>
+            <w:tc>
+              <w:tcPr>
+                <w:shd w:val="clear" w:fill="E4E4E4"/>
+              </w:tcPr>
+              <w:p>
+                <w:r>
+                  <w:rPr>
+                    <w:rStyle w:val="CkKicker"/>
+                  </w:rPr>
+                  <w:t>ПРИМЕР — вымышленные компании для иллюстрации формата таблицы</w:t>
+                </w:r>
+              </w:p>
+              <w:tbl>
+                <w:tblPr>
+                  <w:tblStyle w:val="CkTable"/>
+                  <w:tblW w:w="0" w:type="auto"/>
+                  <w:tblLayout w:type="autofit"/>
+                  <w:tblLook w:firstRow="1" w:lastRow="0" w:firstColumn="0" w:lastColumn="0" w:noHBand="0" w:noVBand="1"/>
+                </w:tblPr>
+                <w:tblGrid>
+                  <w:gridCol/>
+                  <w:gridCol/>
+                  <w:gridCol/>
+                  <w:gridCol/>
+                </w:tblGrid>
+                <w:tr>
+                  <w:trPr>
+                    <w:tblHeader/>
+                  </w:trPr>
+                  <w:tc>
+                    <w:tcPr/>
+                    <w:p>
+                      <w:r>
+                        <w:rPr>
+                          <w:b/>
+                        </w:rPr>
+                        <w:t>Конкурент</w:t>
+                      </w:r>
+                    </w:p>
+                  </w:tc>
+                  <w:tc>
+                    <w:tcPr/>
+                    <w:p>
+                      <w:r>
+                        <w:rPr>
+                          <w:b/>
+                        </w:rPr>
+                        <w:t>Профиль</w:t>
+                      </w:r>
+                    </w:p>
+                  </w:tc>
+                  <w:tc>
+                    <w:tcPr/>
+                    <w:p>
+                      <w:r>
+                        <w:rPr>
+                          <w:b/>
+                        </w:rPr>
+                        <w:t>Сильные стороны</w:t>
+                      </w:r>
+                    </w:p>
+                  </w:tc>
+                  <w:tc>
+                    <w:tcPr/>
+                    <w:p>
+                      <w:r>
+                        <w:rPr>
+                          <w:b/>
+                        </w:rPr>
+                        <w:t>Слабые стороны</w:t>
+                      </w:r>
+                    </w:p>
+                  </w:tc>
+                </w:tr>
+                <w:tr>
+                  <w:tc>
+                    <w:tcPr/>
+                    <w:p>
+                      <w:r>
+                        <w:t>Кофейня «Qahva Vaqti»</w:t>
+                      </w:r>
+                    </w:p>
+                  </w:tc>
+                  <w:tc>
+                    <w:tcPr/>
+                    <w:p>
+                      <w:r>
+                        <w:t>формат «кофе с собой» + посадочные места, спальный район Ташкента</w:t>
+                      </w:r>
+                    </w:p>
+                  </w:tc>
+                  <w:tc>
+                    <w:tcPr/>
+                    <w:p>
+                      <w:r>
+                        <w:t>устоявшаяся программа лояльности</w:t>
+                      </w:r>
+                    </w:p>
+                  </w:tc>
+                  <w:tc>
+                    <w:tcPr/>
+                    <w:p>
+                      <w:r>
+                        <w:t>одна точка, ограниченный охват</w:t>
+                      </w:r>
+                    </w:p>
+                  </w:tc>
+                </w:tr>
+                <w:tr>
+                  <w:tc>
+                    <w:tcPr/>
+                    <w:p>
+                      <w:r>
+                        <w:t>Сеть «Coffee Boom»</w:t>
+                      </w:r>
+                    </w:p>
+                  </w:tc>
+                  <w:tc>
+                    <w:tcPr/>
+                    <w:p>
+                      <w:r>
+                        <w:t>сеть кофеен в бизнес-центрах Ташкента</w:t>
+                      </w:r>
+                    </w:p>
+                  </w:tc>
+                  <w:tc>
+                    <w:tcPr/>
+                    <w:p>
+                      <w:r>
+                        <w:t>масштаб, узнаваемость бренда</w:t>
+                      </w:r>
+                    </w:p>
+                  </w:tc>
+                  <w:tc>
+                    <w:tcPr/>
+                    <w:p>
+                      <w:r>
+                        <w:t>выше цена, менее гибкий локальный ассортимент</w:t>
+                      </w:r>
+                    </w:p>
+                  </w:tc>
+                </w:tr>
+                <w:tr>
+                  <w:tc>
+                    <w:tcPr/>
+                    <w:p>
+                      <w:r>
+                        <w:t>Кондитерская «Shirinlik Uyi»</w:t>
+                      </w:r>
+                    </w:p>
+                  </w:tc>
+                  <w:tc>
+                    <w:tcPr/>
+                    <w:p>
+                      <w:r>
+                        <w:t>кондитерская с акцентом на выпечку и десерты</w:t>
+                      </w:r>
+                    </w:p>
+                  </w:tc>
+                  <w:tc>
+                    <w:tcPr/>
+                    <w:p>
+                      <w:r>
+                        <w:t>сильное предложение по выпечке</w:t>
+                      </w:r>
+                    </w:p>
+                  </w:tc>
+                  <w:tc>
+                    <w:tcPr/>
+                    <w:p>
+                      <w:r>
+                        <w:t>слабее в сегменте кофе на вынос</w:t>
+                      </w:r>
+                    </w:p>
+                  </w:tc>
+                </w:tr>
+                <w:tr>
+                  <w:tc>
+                    <w:tcPr/>
+                    <w:p>
+                      <w:r>
+                        <w:t>Точка на фудкорте ТЦ «Kофе Хаус Экспресс»</w:t>
+                      </w:r>
+                    </w:p>
+                  </w:tc>
+                  <w:tc>
+                    <w:tcPr/>
+                    <w:p>
+                      <w:r>
+                        <w:t>точка на фудкорте торгового центра</w:t>
+                      </w:r>
+                    </w:p>
+                  </w:tc>
+                  <w:tc>
+                    <w:tcPr/>
+                    <w:p>
+                      <w:r>
+                        <w:t>высокий трафик локации</w:t>
+                      </w:r>
+                    </w:p>
+                  </w:tc>
+                  <w:tc>
+                    <w:tcPr/>
+                    <w:p>
+                      <w:r>
+                        <w:t>зависимость от арендодателя и часов работы ТЦ</w:t>
+                      </w:r>
+                    </w:p>
+                  </w:tc>
+                </w:tr>
+              </w:tbl>
+              <w:p/>
+            </w:tc>
+          </w:tr>
+        </w:tbl>
+      </w:sdtContent>
+    </w:sdt>
+    <w:p>
+      <w:r>
+        <w:t>[Впишите] Список из 3-5 РЕАЛЬНЫХ прямых конкурентов вашего проекта (компании выше — вымышленный пример для иллюстрации формата), их сильные и слабые стороны, чем вы отличаетесь.</w:t>
+      </w:r>
+    </w:p>
+    <w:p>
+      <w:pPr>
+        <w:pStyle w:val="Heading3"/>
+        <ck:id v="section-2"/>
+      </w:pPr>
+      <w:bookmarkStart w:id="7" w:name="section_2"/>
+      <w:r>
+        <w:t>Конкурентный ответ</w:t>
       </w:r>
       <w:bookmarkEnd w:id="7"/>
+    </w:p>
+    <w:tbl>
+      <w:tblPr>
+        <w:tblStyle w:val="CkTable"/>
+        <w:tblW w:w="0" w:type="auto"/>
+        <w:tblLayout w:type="autofit"/>
+        <w:tblLook w:firstRow="1" w:lastRow="0" w:firstColumn="0" w:lastColumn="0" w:noHBand="0" w:noVBand="1"/>
+      </w:tblPr>
+      <w:tblGrid>
+        <w:gridCol/>
+        <w:gridCol/>
+      </w:tblGrid>
+      <w:tr>
+        <w:trPr>
+          <w:tblHeader/>
+        </w:trPr>
+        <w:tc>
+          <w:tcPr/>
+          <w:p>
+            <w:r>
+              <w:rPr>
+                <w:b/>
+              </w:rPr>
+              <w:t>Фактор конкуренции</w:t>
+            </w:r>
+          </w:p>
+        </w:tc>
+        <w:tc>
+          <w:tcPr/>
+          <w:p>
+            <w:r>
+              <w:rPr>
+                <w:b/>
+              </w:rPr>
+              <w:t>Подход компании</w:t>
+            </w:r>
+          </w:p>
+        </w:tc>
+      </w:tr>
+      <w:tr>
+        <w:tc>
+          <w:tcPr/>
+          <w:p>
+            <w:r>
+              <w:t>Качество и УТП</w:t>
+            </w:r>
+          </w:p>
+        </w:tc>
+        <w:tc>
+          <w:tcPr/>
+          <w:p>
+            <w:r>
+              <w:t>акцент на качество кофе и собственную выпечку, а не только на цену</w:t>
+            </w:r>
+          </w:p>
+        </w:tc>
+      </w:tr>
+      <w:tr>
+        <w:tc>
+          <w:tcPr/>
+          <w:p>
+            <w:r>
+              <w:t>Лояльность</w:t>
+            </w:r>
+          </w:p>
+        </w:tc>
+        <w:tc>
+          <w:tcPr/>
+          <w:p>
+            <w:r>
+              <w:t>программа лояльности (каждый 6-й кофе бесплатно) для удержания постоянных клиентов</w:t>
+            </w:r>
+          </w:p>
+        </w:tc>
+      </w:tr>
+      <w:tr>
+        <w:tc>
+          <w:tcPr/>
+          <w:p>
+            <w:r>
+              <w:t>Каналы сбыта</w:t>
+            </w:r>
+          </w:p>
+        </w:tc>
+        <w:tc>
+          <w:tcPr/>
+          <w:p>
+            <w:r>
+              <w:t>розница в точке + доставка через агрегаторы + опт для офисов + корпоративные заказы — 4 источника</w:t>
+            </w:r>
+          </w:p>
+        </w:tc>
+      </w:tr>
+    </w:tbl>
+    <w:p>
+      <w:pPr>
+        <w:pStyle w:val="Heading3"/>
+        <ck:id v="section-3"/>
+      </w:pPr>
+      <w:bookmarkStart w:id="8" w:name="section_3"/>
+      <w:r>
+        <w:t>Целевая аудитория</w:t>
+      </w:r>
+      <w:bookmarkEnd w:id="8"/>
+    </w:p>
+    <w:p>
+      <w:r>
+        <w:t>[Впишите] Портрет основного клиента. Пример: Жители и офисные работники спального района Ташкента, ищущие качественный кофе и выпечку рядом с домом/работой; для них важны скорость обслуживания, вкус и удобство заказа через доставку.</w:t>
+      </w:r>
+    </w:p>
+    <w:p>
+      <w:pPr>
+        <w:pStyle w:val="Heading2"/>
+        <ck:id v="marketing"/>
+      </w:pPr>
+      <w:bookmarkStart w:id="9" w:name="marketing"/>
+      <w:r>
+        <w:t>Маркетинговый план</w:t>
+      </w:r>
+      <w:bookmarkEnd w:id="9"/>
     </w:p>
     <w:sdt>
       <w:sdtPr>
@@ -375,7 +946,7 @@
               </w:p>
               <w:p>
                 <w:r>
-                  <w:t>Цикл: закупка сырья у поставщиков → приготовление на месте → продажа в зале/навынос → учёт выручки через ККМ. Ключевые поставщики — обжарщик кофе, поставщик молочной продукции и выпечки. Требуется регистрация ККМ и санитарно-эпидемиологическое заключение.</w:t>
+                  <w:t>Цена — на уровне среднего чека по району с акцентом на качество кофе и своей выпечки; продвижение — страницы в Instagram/Telegram с фото и акциями, программа лояльности, партнёрство с соседними офисами на корпоративные заказы.</w:t>
                 </w:r>
               </w:p>
             </w:tc>
@@ -385,7 +956,7 @@
     </w:sdt>
     <w:p>
       <w:r>
-        <w:t>[Впишите] Процесс производства/оказания услуги, ключевые поставщики, оборудование, необходимые лицензии и разрешения.</w:t>
+        <w:t>[Впишите] Ценообразование, каналы продвижения и продаж, план привлечения первых клиентов.</w:t>
       </w:r>
     </w:p>
     <w:p>
@@ -393,11 +964,11 @@
         <w:pStyle w:val="Heading2"/>
         <ck:id v="org"/>
       </w:pPr>
-      <w:bookmarkStart w:id="8" w:name="org"/>
-      <w:r>
-        <w:t>Организационный план</w:t>
-      </w:r>
-      <w:bookmarkEnd w:id="8"/>
+      <w:bookmarkStart w:id="10" w:name="org"/>
+      <w:r>
+        <w:t>Организационный план и персонал</w:t>
+      </w:r>
+      <w:bookmarkEnd w:id="10"/>
     </w:p>
     <w:sdt>
       <w:sdtPr>
@@ -441,7 +1012,7 @@
               </w:p>
               <w:p>
                 <w:r>
-                  <w:t>Владелец-управляющий, 2 бариста посменно, кондитер на part-time, уборщица на аутсорсе. Форма — ИП на начальном этапе, переход в ООО при расширении до сети.</w:t>
+                  <w:t>Управляющий-владелец (административный блок) и производственный персонал: 2 бариста посменно, кондитер part-time, уборщица part-time. Форма — ИП на начальном этапе.</w:t>
                 </w:r>
               </w:p>
             </w:tc>
@@ -449,37 +1020,380 @@
         </w:tbl>
       </w:sdtContent>
     </w:sdt>
-    <w:p>
-      <w:r>
-        <w:t>[Впишите] Команда и роли, штатное расписание, организационно-правовая форма.</w:t>
+    <w:tbl>
+      <w:tblPr>
+        <w:tblStyle w:val="CkTable"/>
+        <w:tblW w:w="0" w:type="auto"/>
+        <w:tblLayout w:type="autofit"/>
+        <w:tblLook w:firstRow="1" w:lastRow="0" w:firstColumn="0" w:lastColumn="0" w:noHBand="0" w:noVBand="1"/>
+      </w:tblPr>
+      <w:tblGrid>
+        <w:gridCol/>
+        <w:gridCol/>
+        <w:gridCol/>
+        <w:gridCol/>
+        <w:gridCol/>
+      </w:tblGrid>
+      <w:tr>
+        <w:trPr>
+          <w:tblHeader/>
+        </w:trPr>
+        <w:tc>
+          <w:tcPr/>
+          <w:p>
+            <w:r>
+              <w:rPr>
+                <w:b/>
+              </w:rPr>
+              <w:t>Должность</w:t>
+            </w:r>
+          </w:p>
+        </w:tc>
+        <w:tc>
+          <w:tcPr/>
+          <w:p>
+            <w:r>
+              <w:rPr>
+                <w:b/>
+              </w:rPr>
+              <w:t>Кол-во, чел.</w:t>
+            </w:r>
+          </w:p>
+        </w:tc>
+        <w:tc>
+          <w:tcPr/>
+          <w:p>
+            <w:r>
+              <w:rPr>
+                <w:b/>
+              </w:rPr>
+              <w:t>Оклад, сум/мес</w:t>
+            </w:r>
+          </w:p>
+        </w:tc>
+        <w:tc>
+          <w:tcPr/>
+          <w:p>
+            <w:r>
+              <w:rPr>
+                <w:b/>
+              </w:rPr>
+              <w:t>ФОТ, сум/мес</w:t>
+            </w:r>
+          </w:p>
+        </w:tc>
+        <w:tc>
+          <w:tcPr/>
+          <w:p>
+            <w:r>
+              <w:rPr>
+                <w:b/>
+              </w:rPr>
+              <w:t>Категория</w:t>
+            </w:r>
+          </w:p>
+        </w:tc>
+      </w:tr>
+      <w:tr>
+        <w:tc>
+          <w:tcPr/>
+          <w:p>
+            <w:r>
+              <w:t>Бариста</w:t>
+            </w:r>
+          </w:p>
+        </w:tc>
+        <w:tc>
+          <w:tcPr/>
+          <w:p>
+            <w:r>
+              <w:t>2</w:t>
+            </w:r>
+          </w:p>
+        </w:tc>
+        <w:tc>
+          <w:tcPr/>
+          <w:p>
+            <w:r>
+              <w:t>6 000 000</w:t>
+            </w:r>
+          </w:p>
+        </w:tc>
+        <w:tc>
+          <w:tcPr/>
+          <w:p>
+            <w:r>
+              <w:t>12 000 000</w:t>
+            </w:r>
+          </w:p>
+        </w:tc>
+        <w:tc>
+          <w:tcPr/>
+          <w:p>
+            <w:r>
+              <w:t>Производственный</w:t>
+            </w:r>
+          </w:p>
+        </w:tc>
+      </w:tr>
+      <w:tr>
+        <w:tc>
+          <w:tcPr/>
+          <w:p>
+            <w:r>
+              <w:t>Кондитер</w:t>
+            </w:r>
+          </w:p>
+        </w:tc>
+        <w:tc>
+          <w:tcPr/>
+          <w:p>
+            <w:r>
+              <w:t>1</w:t>
+            </w:r>
+          </w:p>
+        </w:tc>
+        <w:tc>
+          <w:tcPr/>
+          <w:p>
+            <w:r>
+              <w:t>5 000 000</w:t>
+            </w:r>
+          </w:p>
+        </w:tc>
+        <w:tc>
+          <w:tcPr/>
+          <w:p>
+            <w:r>
+              <w:t>5 000 000</w:t>
+            </w:r>
+          </w:p>
+        </w:tc>
+        <w:tc>
+          <w:tcPr/>
+          <w:p>
+            <w:r>
+              <w:t>Производственный</w:t>
+            </w:r>
+          </w:p>
+        </w:tc>
+      </w:tr>
+      <w:tr>
+        <w:tc>
+          <w:tcPr/>
+          <w:p>
+            <w:r>
+              <w:t>Уборщица (part-time)</w:t>
+            </w:r>
+          </w:p>
+        </w:tc>
+        <w:tc>
+          <w:tcPr/>
+          <w:p>
+            <w:r>
+              <w:t>1</w:t>
+            </w:r>
+          </w:p>
+        </w:tc>
+        <w:tc>
+          <w:tcPr/>
+          <w:p>
+            <w:r>
+              <w:t>3 000 000</w:t>
+            </w:r>
+          </w:p>
+        </w:tc>
+        <w:tc>
+          <w:tcPr/>
+          <w:p>
+            <w:r>
+              <w:t>3 000 000</w:t>
+            </w:r>
+          </w:p>
+        </w:tc>
+        <w:tc>
+          <w:tcPr/>
+          <w:p>
+            <w:r>
+              <w:t>Производственный</w:t>
+            </w:r>
+          </w:p>
+        </w:tc>
+      </w:tr>
+      <w:tr>
+        <w:tc>
+          <w:tcPr/>
+          <w:p>
+            <w:r>
+              <w:t>Управляющий (владелец)</w:t>
+            </w:r>
+          </w:p>
+        </w:tc>
+        <w:tc>
+          <w:tcPr/>
+          <w:p>
+            <w:r>
+              <w:t>1</w:t>
+            </w:r>
+          </w:p>
+        </w:tc>
+        <w:tc>
+          <w:tcPr/>
+          <w:p>
+            <w:r>
+              <w:t>6 000 000</w:t>
+            </w:r>
+          </w:p>
+        </w:tc>
+        <w:tc>
+          <w:tcPr/>
+          <w:p>
+            <w:r>
+              <w:t>6 000 000</w:t>
+            </w:r>
+          </w:p>
+        </w:tc>
+        <w:tc>
+          <w:tcPr/>
+          <w:p>
+            <w:r>
+              <w:t>Административный</w:t>
+            </w:r>
+          </w:p>
+        </w:tc>
+      </w:tr>
+      <w:tr>
+        <w:tc>
+          <w:tcPr/>
+          <w:p>
+            <w:r>
+              <w:rPr>
+                <w:b/>
+              </w:rPr>
+              <w:t>Итого персонал</w:t>
+            </w:r>
+          </w:p>
+        </w:tc>
+        <w:tc>
+          <w:tcPr/>
+          <w:p>
+            <w:r>
+              <w:rPr>
+                <w:b/>
+              </w:rPr>
+              <w:t>5</w:t>
+            </w:r>
+          </w:p>
+        </w:tc>
+        <w:tc>
+          <w:tcPr/>
+          <w:p/>
+        </w:tc>
+        <w:tc>
+          <w:tcPr/>
+          <w:p>
+            <w:r>
+              <w:rPr>
+                <w:b/>
+              </w:rPr>
+              <w:t>26 000 000</w:t>
+            </w:r>
+          </w:p>
+        </w:tc>
+        <w:tc>
+          <w:tcPr/>
+          <w:p/>
+        </w:tc>
+      </w:tr>
+      <w:tr>
+        <w:tc>
+          <w:tcPr/>
+          <w:p>
+            <w:r>
+              <w:t>ЕСП (единый социальный платёж, 12% от ФОТ)</w:t>
+            </w:r>
+          </w:p>
+        </w:tc>
+        <w:tc>
+          <w:tcPr/>
+          <w:p/>
+        </w:tc>
+        <w:tc>
+          <w:tcPr/>
+          <w:p/>
+        </w:tc>
+        <w:tc>
+          <w:tcPr/>
+          <w:p>
+            <w:r>
+              <w:t>3 120 000</w:t>
+            </w:r>
+          </w:p>
+        </w:tc>
+        <w:tc>
+          <w:tcPr/>
+          <w:p/>
+        </w:tc>
+      </w:tr>
+      <w:tr>
+        <w:tc>
+          <w:tcPr/>
+          <w:p>
+            <w:r>
+              <w:rPr>
+                <w:b/>
+              </w:rPr>
+              <w:t>Итого ФОТ с ЕСП, сум/мес</w:t>
+            </w:r>
+          </w:p>
+        </w:tc>
+        <w:tc>
+          <w:tcPr/>
+          <w:p/>
+        </w:tc>
+        <w:tc>
+          <w:tcPr/>
+          <w:p/>
+        </w:tc>
+        <w:tc>
+          <w:tcPr/>
+          <w:p>
+            <w:r>
+              <w:rPr>
+                <w:b/>
+              </w:rPr>
+              <w:t>29 120 000</w:t>
+            </w:r>
+          </w:p>
+        </w:tc>
+        <w:tc>
+          <w:tcPr/>
+          <w:p/>
+        </w:tc>
+      </w:tr>
+    </w:tbl>
+    <w:p>
+      <w:r>
+        <w:t>[Впишите] Штатное расписание, оклады и организационно-правовая форма вашей компании.</w:t>
       </w:r>
     </w:p>
     <w:p>
       <w:pPr>
         <w:pStyle w:val="Heading2"/>
-        <ck:id v="financial-example"/>
-      </w:pPr>
-      <w:bookmarkStart w:id="9" w:name="financial_example"/>
-      <w:r>
-        <w:t>Пример финансового расчёта</w:t>
-      </w:r>
-      <w:bookmarkEnd w:id="9"/>
-    </w:p>
-    <w:p>
-      <w:r>
-        <w:rPr>
-          <w:rStyle w:val="CkCaption"/>
-          <w:i/>
-        </w:rPr>
-        <w:t>Ниже — полностью посчитанный пример для иллюстративной компании из резюме, на основе рыночных ориентиров 2025-2026 года (аренда, зарплаты, цены на оборудование, налоги, ставки — со ссылкой на источник там, где он известен) и экспертных оценок порядка величины там, где точных данных нет (это отмечено в комментариях). Он показывает логику расчёта и реалистичный масштаб цифр — это не финансовая отчётность и не готовая заявка на кредит. Тот же расчёт с рабочими формулами — в Excel-файле с тем же названием; замените суммы там на данные своего проекта, и всё пересчитается автоматически.</w:t>
-      </w:r>
+        <ck:id v="financing"/>
+      </w:pPr>
+      <w:bookmarkStart w:id="11" w:name="financing"/>
+      <w:r>
+        <w:t>Смета проекта и структура финансирования</w:t>
+      </w:r>
+      <w:bookmarkEnd w:id="11"/>
     </w:p>
     <w:p>
       <w:r>
         <w:rPr>
           <w:b/>
         </w:rPr>
-        <w:t>Стартовые затраты (единоразово)</w:t>
+        <w:t>Смета проекта (стартовые инвестиции)</w:t>
       </w:r>
     </w:p>
     <w:tbl>
@@ -505,7 +1419,7 @@
               <w:rPr>
                 <w:b/>
               </w:rPr>
-              <w:t>Статья</w:t>
+              <w:t>Статья затрат</w:t>
             </w:r>
           </w:p>
         </w:tc>
@@ -527,7 +1441,7 @@
               <w:rPr>
                 <w:b/>
               </w:rPr>
-              <w:t>Комментарий</w:t>
+              <w:t>Тип актива</w:t>
             </w:r>
           </w:p>
         </w:tc>
@@ -553,7 +1467,7 @@
           <w:tcPr/>
           <w:p>
             <w:r>
-              <w:t>оценка: отделка ~70-90 м² под кофейню (барная стойка, электрика, интерьер) в спальном районе Ташкента</w:t>
+              <w:t>Основные средства</w:t>
             </w:r>
           </w:p>
         </w:tc>
@@ -579,7 +1493,7 @@
           <w:tcPr/>
           <w:p>
             <w:r>
-              <w:t>оценка: проф. кофемашина, кофемолки, холодильная витрина, POS-касса, мебель на 12 мест</w:t>
+              <w:t>Основные средства</w:t>
             </w:r>
           </w:p>
         </w:tc>
@@ -605,7 +1519,7 @@
           <w:tcPr/>
           <w:p>
             <w:r>
-              <w:t>оценка: кофе, молоко, сиропы, стаканы, ингредиенты для выпечки на первый месяц</w:t>
+              <w:t>Оборотные средства</w:t>
             </w:r>
           </w:p>
         </w:tc>
@@ -631,7 +1545,7 @@
           <w:tcPr/>
           <w:p>
             <w:r>
-              <w:t>оценка: онлайн-касса (ККМ), санитарные и торговые разрешения</w:t>
+              <w:t>Оборотные средства</w:t>
             </w:r>
           </w:p>
         </w:tc>
@@ -657,7 +1571,7 @@
           <w:tcPr/>
           <w:p>
             <w:r>
-              <w:t>оценка: наружная вывеска, дизайн меню/упаковки, форма персонала</w:t>
+              <w:t>Оборотные средства</w:t>
             </w:r>
           </w:p>
         </w:tc>
@@ -683,31 +1597,54 @@
           <w:tcPr/>
           <w:p>
             <w:r>
-              <w:t>оценка: подключение к агрегаторам доставки (Yandex Eats, Uzum Tezkor, Wolt)</w:t>
-            </w:r>
-          </w:p>
-        </w:tc>
-      </w:tr>
-      <w:tr>
-        <w:tc>
-          <w:tcPr/>
-          <w:p>
-            <w:r>
-              <w:rPr>
-                <w:b/>
-              </w:rPr>
-              <w:t>Итого стартовые затраты</w:t>
-            </w:r>
-          </w:p>
-        </w:tc>
-        <w:tc>
-          <w:tcPr/>
-          <w:p>
-            <w:r>
-              <w:rPr>
-                <w:b/>
-              </w:rPr>
-              <w:t>480 000 000</w:t>
+              <w:t>Оборотные средства</w:t>
+            </w:r>
+          </w:p>
+        </w:tc>
+      </w:tr>
+      <w:tr>
+        <w:tc>
+          <w:tcPr/>
+          <w:p>
+            <w:r>
+              <w:t>Финансирование дебиторской задолженности и запасов на период выхода на плановую мощность</w:t>
+            </w:r>
+          </w:p>
+        </w:tc>
+        <w:tc>
+          <w:tcPr/>
+          <w:p>
+            <w:r>
+              <w:t>9 979 702</w:t>
+            </w:r>
+          </w:p>
+        </w:tc>
+        <w:tc>
+          <w:tcPr/>
+          <w:p>
+            <w:r>
+              <w:t>Оборотные средства</w:t>
+            </w:r>
+          </w:p>
+        </w:tc>
+      </w:tr>
+      <w:tr>
+        <w:tc>
+          <w:tcPr/>
+          <w:p>
+            <w:r>
+              <w:t>Итого основные средства</w:t>
+            </w:r>
+          </w:p>
+        </w:tc>
+        <w:tc>
+          <w:tcPr/>
+          <w:p>
+            <w:r>
+              <w:rPr>
+                <w:b/>
+              </w:rPr>
+              <w:t>410 000 000</w:t>
             </w:r>
           </w:p>
         </w:tc>
@@ -716,13 +1653,75 @@
           <w:p/>
         </w:tc>
       </w:tr>
+      <w:tr>
+        <w:tc>
+          <w:tcPr/>
+          <w:p>
+            <w:r>
+              <w:t>Итого оборотные средства</w:t>
+            </w:r>
+          </w:p>
+        </w:tc>
+        <w:tc>
+          <w:tcPr/>
+          <w:p>
+            <w:r>
+              <w:rPr>
+                <w:b/>
+              </w:rPr>
+              <w:t>79 979 702</w:t>
+            </w:r>
+          </w:p>
+        </w:tc>
+        <w:tc>
+          <w:tcPr/>
+          <w:p/>
+        </w:tc>
+      </w:tr>
+      <w:tr>
+        <w:tc>
+          <w:tcPr/>
+          <w:p>
+            <w:r>
+              <w:rPr>
+                <w:b/>
+              </w:rPr>
+              <w:t>ИТОГО СМЕТА ПРОЕКТА</w:t>
+            </w:r>
+          </w:p>
+        </w:tc>
+        <w:tc>
+          <w:tcPr/>
+          <w:p>
+            <w:r>
+              <w:rPr>
+                <w:b/>
+              </w:rPr>
+              <w:t>489 979 702</w:t>
+            </w:r>
+          </w:p>
+        </w:tc>
+        <w:tc>
+          <w:tcPr/>
+          <w:p/>
+        </w:tc>
+      </w:tr>
     </w:tbl>
+    <w:p>
+      <w:r>
+        <w:rPr>
+          <w:rStyle w:val="CkCaption"/>
+          <w:i/>
+        </w:rPr>
+        <w:t>Строка «Финансирование дебиторской задолженности и запасов на период выхода на плановую мощность» — расчётная величина: расчётная величина — обеспечивает положительный остаток денежных средств в течение Года 1 при выходе на плановую загрузку (см. лист «Поток наличности»).</w:t>
+      </w:r>
+    </w:p>
     <w:p>
       <w:r>
         <w:rPr>
           <w:b/>
         </w:rPr>
-        <w:t>Ежемесячная выручка</w:t>
+        <w:t>Структура финансирования</w:t>
       </w:r>
     </w:p>
     <w:tbl>
@@ -748,7 +1747,7 @@
               <w:rPr>
                 <w:b/>
               </w:rPr>
-              <w:t>Статья</w:t>
+              <w:t>Источник</w:t>
             </w:r>
           </w:p>
         </w:tc>
@@ -770,141 +1769,96 @@
               <w:rPr>
                 <w:b/>
               </w:rPr>
-              <w:t>Комментарий</w:t>
-            </w:r>
-          </w:p>
-        </w:tc>
-      </w:tr>
-      <w:tr>
-        <w:tc>
-          <w:tcPr/>
-          <w:p>
-            <w:r>
-              <w:t>Розничные продажи в точке</w:t>
-            </w:r>
-          </w:p>
-        </w:tc>
-        <w:tc>
-          <w:tcPr/>
-          <w:p>
-            <w:r>
-              <w:t>88 200 000</w:t>
-            </w:r>
-          </w:p>
-        </w:tc>
-        <w:tc>
-          <w:tcPr/>
-          <w:p>
-            <w:r>
-              <w:t>70% от базовой выручки (средний чек 35 тыс. сум × 120 чеков/день × 30 дн = 126 млн сум/мес — из резюме)</w:t>
-            </w:r>
-          </w:p>
-        </w:tc>
-      </w:tr>
-      <w:tr>
-        <w:tc>
-          <w:tcPr/>
-          <w:p>
-            <w:r>
-              <w:t>Онлайн-продажи / доставка</w:t>
-            </w:r>
-          </w:p>
-        </w:tc>
-        <w:tc>
-          <w:tcPr/>
-          <w:p>
-            <w:r>
-              <w:t>25 200 000</w:t>
-            </w:r>
-          </w:p>
-        </w:tc>
-        <w:tc>
-          <w:tcPr/>
-          <w:p>
-            <w:r>
-              <w:t>20% от базовой выручки — агрегаторы доставки и соцсети/telegram-заказы</w:t>
-            </w:r>
-          </w:p>
-        </w:tc>
-      </w:tr>
-      <w:tr>
-        <w:tc>
-          <w:tcPr/>
-          <w:p>
-            <w:r>
-              <w:t>Опт для небольших партнёров</w:t>
-            </w:r>
-          </w:p>
-        </w:tc>
-        <w:tc>
-          <w:tcPr/>
-          <w:p>
-            <w:r>
-              <w:t>7 560 000</w:t>
-            </w:r>
-          </w:p>
-        </w:tc>
-        <w:tc>
-          <w:tcPr/>
-          <w:p>
-            <w:r>
-              <w:t>6% от базовой выручки — продажа выпечки/кофе небольшим офисам поблизости</w:t>
-            </w:r>
-          </w:p>
-        </w:tc>
-      </w:tr>
-      <w:tr>
-        <w:tc>
-          <w:tcPr/>
-          <w:p>
-            <w:r>
-              <w:t>Корпоративные заказы</w:t>
-            </w:r>
-          </w:p>
-        </w:tc>
-        <w:tc>
-          <w:tcPr/>
-          <w:p>
-            <w:r>
-              <w:t>5 040 000</w:t>
-            </w:r>
-          </w:p>
-        </w:tc>
-        <w:tc>
-          <w:tcPr/>
-          <w:p>
-            <w:r>
-              <w:t>4% от базовой выручки — кейтеринг на офисные встречи по соседству</w:t>
-            </w:r>
-          </w:p>
-        </w:tc>
-      </w:tr>
-      <w:tr>
-        <w:tc>
-          <w:tcPr/>
-          <w:p>
-            <w:r>
-              <w:rPr>
-                <w:b/>
-              </w:rPr>
-              <w:t>Итого выручка/мес</w:t>
-            </w:r>
-          </w:p>
-        </w:tc>
-        <w:tc>
-          <w:tcPr/>
-          <w:p>
-            <w:r>
-              <w:rPr>
-                <w:b/>
-              </w:rPr>
-              <w:t>126 000 000</w:t>
-            </w:r>
-          </w:p>
-        </w:tc>
-        <w:tc>
-          <w:tcPr/>
-          <w:p/>
+              <w:t>Доля, %</w:t>
+            </w:r>
+          </w:p>
+        </w:tc>
+      </w:tr>
+      <w:tr>
+        <w:tc>
+          <w:tcPr/>
+          <w:p>
+            <w:r>
+              <w:t>Банковский кредит</w:t>
+            </w:r>
+          </w:p>
+        </w:tc>
+        <w:tc>
+          <w:tcPr/>
+          <w:p>
+            <w:r>
+              <w:t>410 000 000</w:t>
+            </w:r>
+          </w:p>
+        </w:tc>
+        <w:tc>
+          <w:tcPr/>
+          <w:p>
+            <w:r>
+              <w:t>81,6%</w:t>
+            </w:r>
+          </w:p>
+        </w:tc>
+      </w:tr>
+      <w:tr>
+        <w:tc>
+          <w:tcPr/>
+          <w:p>
+            <w:r>
+              <w:t>Собственный капитал инициатора</w:t>
+            </w:r>
+          </w:p>
+        </w:tc>
+        <w:tc>
+          <w:tcPr/>
+          <w:p>
+            <w:r>
+              <w:t>92 229 702</w:t>
+            </w:r>
+          </w:p>
+        </w:tc>
+        <w:tc>
+          <w:tcPr/>
+          <w:p>
+            <w:r>
+              <w:t>18,4%</w:t>
+            </w:r>
+          </w:p>
+        </w:tc>
+      </w:tr>
+      <w:tr>
+        <w:tc>
+          <w:tcPr/>
+          <w:p>
+            <w:r>
+              <w:rPr>
+                <w:b/>
+              </w:rPr>
+              <w:t>ИТОГО ПОТРЕБНОСТЬ В ФИНАНСИРОВАНИИ</w:t>
+            </w:r>
+          </w:p>
+        </w:tc>
+        <w:tc>
+          <w:tcPr/>
+          <w:p>
+            <w:r>
+              <w:rPr>
+                <w:b/>
+              </w:rPr>
+              <w:t>502 229 702</w:t>
+            </w:r>
+          </w:p>
+        </w:tc>
+        <w:tc>
+          <w:tcPr/>
+          <w:p>
+            <w:r>
+              <w:rPr>
+                <w:b/>
+              </w:rPr>
+              <w:t>100%</w:t>
+            </w:r>
+          </w:p>
         </w:tc>
       </w:tr>
     </w:tbl>
@@ -913,7 +1867,187 @@
         <w:rPr>
           <w:b/>
         </w:rPr>
-        <w:t>Ежемесячные операционные расходы</w:t>
+        <w:t>Условия кредита</w:t>
+      </w:r>
+    </w:p>
+    <w:tbl>
+      <w:tblPr>
+        <w:tblStyle w:val="CkTable"/>
+        <w:tblW w:w="0" w:type="auto"/>
+        <w:tblLayout w:type="autofit"/>
+        <w:tblLook w:firstRow="1" w:lastRow="0" w:firstColumn="0" w:lastColumn="0" w:noHBand="0" w:noVBand="1"/>
+      </w:tblPr>
+      <w:tblGrid>
+        <w:gridCol/>
+        <w:gridCol/>
+      </w:tblGrid>
+      <w:tr>
+        <w:trPr>
+          <w:tblHeader/>
+        </w:trPr>
+        <w:tc>
+          <w:tcPr/>
+          <w:p>
+            <w:r>
+              <w:rPr>
+                <w:b/>
+              </w:rPr>
+              <w:t>Параметр</w:t>
+            </w:r>
+          </w:p>
+        </w:tc>
+        <w:tc>
+          <w:tcPr/>
+          <w:p>
+            <w:r>
+              <w:rPr>
+                <w:b/>
+              </w:rPr>
+              <w:t>Значение</w:t>
+            </w:r>
+          </w:p>
+        </w:tc>
+      </w:tr>
+      <w:tr>
+        <w:tc>
+          <w:tcPr/>
+          <w:p>
+            <w:r>
+              <w:t>Сумма кредита</w:t>
+            </w:r>
+          </w:p>
+        </w:tc>
+        <w:tc>
+          <w:tcPr/>
+          <w:p>
+            <w:r>
+              <w:t>410 000 000 сум</w:t>
+            </w:r>
+          </w:p>
+        </w:tc>
+      </w:tr>
+      <w:tr>
+        <w:tc>
+          <w:tcPr/>
+          <w:p>
+            <w:r>
+              <w:t>Срок</w:t>
+            </w:r>
+          </w:p>
+        </w:tc>
+        <w:tc>
+          <w:tcPr/>
+          <w:p>
+            <w:r>
+              <w:t>36 месяцев</w:t>
+            </w:r>
+          </w:p>
+        </w:tc>
+      </w:tr>
+      <w:tr>
+        <w:tc>
+          <w:tcPr/>
+          <w:p>
+            <w:r>
+              <w:t>Процентная ставка</w:t>
+            </w:r>
+          </w:p>
+        </w:tc>
+        <w:tc>
+          <w:tcPr/>
+          <w:p>
+            <w:r>
+              <w:t>22% годовых</w:t>
+            </w:r>
+          </w:p>
+        </w:tc>
+      </w:tr>
+      <w:tr>
+        <w:tc>
+          <w:tcPr/>
+          <w:p>
+            <w:r>
+              <w:t>Льготный период (уплата только процентов)</w:t>
+            </w:r>
+          </w:p>
+        </w:tc>
+        <w:tc>
+          <w:tcPr/>
+          <w:p>
+            <w:r>
+              <w:t>3 месяца(ев)</w:t>
+            </w:r>
+          </w:p>
+        </w:tc>
+      </w:tr>
+      <w:tr>
+        <w:tc>
+          <w:tcPr/>
+          <w:p>
+            <w:r>
+              <w:t>Порядок погашения основного долга</w:t>
+            </w:r>
+          </w:p>
+        </w:tc>
+        <w:tc>
+          <w:tcPr/>
+          <w:p>
+            <w:r>
+              <w:t>равными долями после льготного периода</w:t>
+            </w:r>
+          </w:p>
+        </w:tc>
+      </w:tr>
+      <w:tr>
+        <w:tc>
+          <w:tcPr/>
+          <w:p>
+            <w:r>
+              <w:t>Разовые сборы (комиссия банка 1,5%, нотариальное оформление залога, страхование залога 1%)</w:t>
+            </w:r>
+          </w:p>
+        </w:tc>
+        <w:tc>
+          <w:tcPr/>
+          <w:p>
+            <w:r>
+              <w:t>12 250 000 сум</w:t>
+            </w:r>
+          </w:p>
+        </w:tc>
+      </w:tr>
+    </w:tbl>
+    <w:p>
+      <w:r>
+        <w:t>[Впишите] Замените суммы, условия кредита и долю собственного капитала на данные вашего проекта — банк оценивает прежде всего долю собственного участия заёмщика и достаточность залогового обеспечения.</w:t>
+      </w:r>
+    </w:p>
+    <w:p>
+      <w:pPr>
+        <w:pStyle w:val="Heading2"/>
+        <ck:id v="financial-plan"/>
+      </w:pPr>
+      <w:bookmarkStart w:id="12" w:name="financial_plan"/>
+      <w:r>
+        <w:t>Финансовый план</w:t>
+      </w:r>
+      <w:bookmarkEnd w:id="12"/>
+    </w:p>
+    <w:p>
+      <w:r>
+        <w:rPr>
+          <w:rStyle w:val="CkCaption"/>
+          <w:i/>
+        </w:rPr>
+        <w:t>Показатели ниже рассчитаны в приложенном Excel-файле по формулам и приведены здесь для удобства чтения; при изменении исходных данных в Excel все цифры пересчитаются автоматически.</w:t>
+      </w:r>
+    </w:p>
+    <w:p>
+      <w:r>
+        <w:rPr>
+          <w:b/>
+        </w:rPr>
+        <w:t>Выручка при выходе на проектную мощность (сум/мес)</w:t>
       </w:r>
     </w:p>
     <w:tbl>
@@ -939,107 +2073,253 @@
               <w:rPr>
                 <w:b/>
               </w:rPr>
-              <w:t>Статья</w:t>
-            </w:r>
-          </w:p>
-        </w:tc>
-        <w:tc>
-          <w:tcPr/>
-          <w:p>
-            <w:r>
-              <w:rPr>
-                <w:b/>
-              </w:rPr>
-              <w:t>Сумма, сум</w:t>
-            </w:r>
-          </w:p>
-        </w:tc>
-        <w:tc>
-          <w:tcPr/>
-          <w:p>
-            <w:r>
-              <w:rPr>
-                <w:b/>
-              </w:rPr>
-              <w:t>Комментарий</w:t>
-            </w:r>
-          </w:p>
-        </w:tc>
-      </w:tr>
-      <w:tr>
-        <w:tc>
-          <w:tcPr/>
-          <w:p>
-            <w:r>
-              <w:t>Аренда</w:t>
-            </w:r>
-          </w:p>
-        </w:tc>
-        <w:tc>
-          <w:tcPr/>
-          <w:p>
-            <w:r>
-              <w:t>18 000 000</w:t>
-            </w:r>
-          </w:p>
-        </w:tc>
-        <w:tc>
-          <w:tcPr/>
-          <w:p>
-            <w:r>
-              <w:t>оценка аренды ~70-90 м² в спальном районе Ташкента с хорошей проходимостью</w:t>
-            </w:r>
-          </w:p>
-        </w:tc>
-      </w:tr>
-      <w:tr>
-        <w:tc>
-          <w:tcPr/>
-          <w:p>
-            <w:r>
-              <w:t>ФОТ персонала</w:t>
-            </w:r>
-          </w:p>
-        </w:tc>
-        <w:tc>
-          <w:tcPr/>
-          <w:p>
-            <w:r>
-              <w:t>26 000 000</w:t>
-            </w:r>
-          </w:p>
-        </w:tc>
-        <w:tc>
-          <w:tcPr/>
-          <w:p>
-            <w:r>
-              <w:t>2 бариста посменно (~4,5 млн/чел.), кондитер part-time (~3,5 млн), уборщица part-time (~2 млн); ориентир — средняя зарплата по Ташкенту 10,38 млн</w:t>
-            </w:r>
-          </w:p>
-        </w:tc>
-      </w:tr>
-      <w:tr>
-        <w:tc>
-          <w:tcPr/>
-          <w:p>
-            <w:r>
-              <w:t>Закупка товара / продуктов</w:t>
-            </w:r>
-          </w:p>
-        </w:tc>
-        <w:tc>
-          <w:tcPr/>
-          <w:p>
-            <w:r>
-              <w:t>40 300 000</w:t>
-            </w:r>
-          </w:p>
-        </w:tc>
-        <w:tc>
-          <w:tcPr/>
-          <w:p>
-            <w:r>
-              <w:t>COGS ≈32% от выручки — типичная доля себестоимости зерна, молока, сиропов и выпечки для кофеен to-go</w:t>
+              <w:t>Канал сбыта</w:t>
+            </w:r>
+          </w:p>
+        </w:tc>
+        <w:tc>
+          <w:tcPr/>
+          <w:p>
+            <w:r>
+              <w:rPr>
+                <w:b/>
+              </w:rPr>
+              <w:t>Доля</w:t>
+            </w:r>
+          </w:p>
+        </w:tc>
+        <w:tc>
+          <w:tcPr/>
+          <w:p>
+            <w:r>
+              <w:rPr>
+                <w:b/>
+              </w:rPr>
+              <w:t>Сумма, сум/мес</w:t>
+            </w:r>
+          </w:p>
+        </w:tc>
+      </w:tr>
+      <w:tr>
+        <w:tc>
+          <w:tcPr/>
+          <w:p>
+            <w:r>
+              <w:t>Розничные продажи в точке</w:t>
+            </w:r>
+          </w:p>
+        </w:tc>
+        <w:tc>
+          <w:tcPr/>
+          <w:p>
+            <w:r>
+              <w:t>70%</w:t>
+            </w:r>
+          </w:p>
+        </w:tc>
+        <w:tc>
+          <w:tcPr/>
+          <w:p>
+            <w:r>
+              <w:t>88 200 000</w:t>
+            </w:r>
+          </w:p>
+        </w:tc>
+      </w:tr>
+      <w:tr>
+        <w:tc>
+          <w:tcPr/>
+          <w:p>
+            <w:r>
+              <w:t>Онлайн-продажи / доставка</w:t>
+            </w:r>
+          </w:p>
+        </w:tc>
+        <w:tc>
+          <w:tcPr/>
+          <w:p>
+            <w:r>
+              <w:t>20%</w:t>
+            </w:r>
+          </w:p>
+        </w:tc>
+        <w:tc>
+          <w:tcPr/>
+          <w:p>
+            <w:r>
+              <w:t>25 200 000</w:t>
+            </w:r>
+          </w:p>
+        </w:tc>
+      </w:tr>
+      <w:tr>
+        <w:tc>
+          <w:tcPr/>
+          <w:p>
+            <w:r>
+              <w:t>Опт для небольших партнёров</w:t>
+            </w:r>
+          </w:p>
+        </w:tc>
+        <w:tc>
+          <w:tcPr/>
+          <w:p>
+            <w:r>
+              <w:t>6%</w:t>
+            </w:r>
+          </w:p>
+        </w:tc>
+        <w:tc>
+          <w:tcPr/>
+          <w:p>
+            <w:r>
+              <w:t>7 560 000</w:t>
+            </w:r>
+          </w:p>
+        </w:tc>
+      </w:tr>
+      <w:tr>
+        <w:tc>
+          <w:tcPr/>
+          <w:p>
+            <w:r>
+              <w:t>Корпоративные заказы</w:t>
+            </w:r>
+          </w:p>
+        </w:tc>
+        <w:tc>
+          <w:tcPr/>
+          <w:p>
+            <w:r>
+              <w:t>4%</w:t>
+            </w:r>
+          </w:p>
+        </w:tc>
+        <w:tc>
+          <w:tcPr/>
+          <w:p>
+            <w:r>
+              <w:t>5 040 000</w:t>
+            </w:r>
+          </w:p>
+        </w:tc>
+      </w:tr>
+      <w:tr>
+        <w:tc>
+          <w:tcPr/>
+          <w:p>
+            <w:r>
+              <w:rPr>
+                <w:b/>
+              </w:rPr>
+              <w:t>ИТОГО ВЫРУЧКА ПРИ ПОЛНОЙ МОЩНОСТИ</w:t>
+            </w:r>
+          </w:p>
+        </w:tc>
+        <w:tc>
+          <w:tcPr/>
+          <w:p>
+            <w:r>
+              <w:rPr>
+                <w:b/>
+              </w:rPr>
+              <w:t>100%</w:t>
+            </w:r>
+          </w:p>
+        </w:tc>
+        <w:tc>
+          <w:tcPr/>
+          <w:p>
+            <w:r>
+              <w:rPr>
+                <w:b/>
+              </w:rPr>
+              <w:t>126 000 000</w:t>
+            </w:r>
+          </w:p>
+        </w:tc>
+      </w:tr>
+    </w:tbl>
+    <w:p>
+      <w:r>
+        <w:rPr>
+          <w:b/>
+        </w:rPr>
+        <w:t>Затраты при выходе на проектную мощность (сум/мес)</w:t>
+      </w:r>
+    </w:p>
+    <w:tbl>
+      <w:tblPr>
+        <w:tblStyle w:val="CkTable"/>
+        <w:tblW w:w="0" w:type="auto"/>
+        <w:tblLayout w:type="autofit"/>
+        <w:tblLook w:firstRow="1" w:lastRow="0" w:firstColumn="0" w:lastColumn="0" w:noHBand="0" w:noVBand="1"/>
+      </w:tblPr>
+      <w:tblGrid>
+        <w:gridCol/>
+        <w:gridCol/>
+        <w:gridCol/>
+      </w:tblGrid>
+      <w:tr>
+        <w:trPr>
+          <w:tblHeader/>
+        </w:trPr>
+        <w:tc>
+          <w:tcPr/>
+          <w:p>
+            <w:r>
+              <w:rPr>
+                <w:b/>
+              </w:rPr>
+              <w:t>Статья затрат</w:t>
+            </w:r>
+          </w:p>
+        </w:tc>
+        <w:tc>
+          <w:tcPr/>
+          <w:p>
+            <w:r>
+              <w:rPr>
+                <w:b/>
+              </w:rPr>
+              <w:t>Сумма, сум/мес</w:t>
+            </w:r>
+          </w:p>
+        </w:tc>
+        <w:tc>
+          <w:tcPr/>
+          <w:p>
+            <w:r>
+              <w:rPr>
+                <w:b/>
+              </w:rPr>
+              <w:t>Доля постоянных</w:t>
+            </w:r>
+          </w:p>
+        </w:tc>
+      </w:tr>
+      <w:tr>
+        <w:tc>
+          <w:tcPr/>
+          <w:p>
+            <w:r>
+              <w:t>Сырьё / материалы</w:t>
+            </w:r>
+          </w:p>
+        </w:tc>
+        <w:tc>
+          <w:tcPr/>
+          <w:p>
+            <w:r>
+              <w:t>46 600 000</w:t>
+            </w:r>
+          </w:p>
+        </w:tc>
+        <w:tc>
+          <w:tcPr/>
+          <w:p>
+            <w:r>
+              <w:t>0%</w:t>
             </w:r>
           </w:p>
         </w:tc>
@@ -1065,83 +2345,135 @@
           <w:tcPr/>
           <w:p>
             <w:r>
-              <w:t>оценка: электроэнергия (кофемашина, холодильники), вода, отопление</w:t>
-            </w:r>
-          </w:p>
-        </w:tc>
-      </w:tr>
-      <w:tr>
-        <w:tc>
-          <w:tcPr/>
-          <w:p>
-            <w:r>
-              <w:t>Комиссии маркетплейсов/агрегаторов доставки</w:t>
-            </w:r>
-          </w:p>
-        </w:tc>
-        <w:tc>
-          <w:tcPr/>
-          <w:p>
-            <w:r>
-              <w:t>6 300 000</w:t>
-            </w:r>
-          </w:p>
-        </w:tc>
-        <w:tc>
-          <w:tcPr/>
-          <w:p>
-            <w:r>
-              <w:t>~25% комиссия с выручки через доставку — типичная комиссия Yandex Eats/аналогов</w:t>
-            </w:r>
-          </w:p>
-        </w:tc>
-      </w:tr>
-      <w:tr>
-        <w:tc>
-          <w:tcPr/>
-          <w:p>
-            <w:r>
-              <w:t>Налоги</w:t>
-            </w:r>
-          </w:p>
-        </w:tc>
-        <w:tc>
-          <w:tcPr/>
-          <w:p>
-            <w:r>
-              <w:t>1 700 000</w:t>
-            </w:r>
-          </w:p>
-        </w:tc>
-        <w:tc>
-          <w:tcPr/>
-          <w:p>
-            <w:r>
-              <w:t>налог с оборота 1% для ИП/самозанятых (ставка с 2026 г., azma.uz) + фиксированный соц. налог от 1 БРВ ≈412 тыс. сум/мес</w:t>
-            </w:r>
-          </w:p>
-        </w:tc>
-      </w:tr>
-      <w:tr>
-        <w:tc>
-          <w:tcPr/>
-          <w:p>
-            <w:r>
-              <w:rPr>
-                <w:b/>
-              </w:rPr>
-              <w:t>Итого расходы/мес</w:t>
-            </w:r>
-          </w:p>
-        </w:tc>
-        <w:tc>
-          <w:tcPr/>
-          <w:p>
-            <w:r>
-              <w:rPr>
-                <w:b/>
-              </w:rPr>
-              <w:t>97 300 000</w:t>
+              <w:t>30%</w:t>
+            </w:r>
+          </w:p>
+        </w:tc>
+      </w:tr>
+      <w:tr>
+        <w:tc>
+          <w:tcPr/>
+          <w:p>
+            <w:r>
+              <w:t>ФОТ и ЕСП производственный</w:t>
+            </w:r>
+          </w:p>
+        </w:tc>
+        <w:tc>
+          <w:tcPr/>
+          <w:p>
+            <w:r>
+              <w:t>22 400 000</w:t>
+            </w:r>
+          </w:p>
+        </w:tc>
+        <w:tc>
+          <w:tcPr/>
+          <w:p>
+            <w:r>
+              <w:t>100%</w:t>
+            </w:r>
+          </w:p>
+        </w:tc>
+      </w:tr>
+      <w:tr>
+        <w:tc>
+          <w:tcPr/>
+          <w:p>
+            <w:r>
+              <w:t>ФОТ и ЕСП административный</w:t>
+            </w:r>
+          </w:p>
+        </w:tc>
+        <w:tc>
+          <w:tcPr/>
+          <w:p>
+            <w:r>
+              <w:t>6 720 000</w:t>
+            </w:r>
+          </w:p>
+        </w:tc>
+        <w:tc>
+          <w:tcPr/>
+          <w:p>
+            <w:r>
+              <w:t>100%</w:t>
+            </w:r>
+          </w:p>
+        </w:tc>
+      </w:tr>
+      <w:tr>
+        <w:tc>
+          <w:tcPr/>
+          <w:p>
+            <w:r>
+              <w:t>Амортизация</w:t>
+            </w:r>
+          </w:p>
+        </w:tc>
+        <w:tc>
+          <w:tcPr/>
+          <w:p>
+            <w:r>
+              <w:t>3 666 667</w:t>
+            </w:r>
+          </w:p>
+        </w:tc>
+        <w:tc>
+          <w:tcPr/>
+          <w:p>
+            <w:r>
+              <w:t>100%</w:t>
+            </w:r>
+          </w:p>
+        </w:tc>
+      </w:tr>
+      <w:tr>
+        <w:tc>
+          <w:tcPr/>
+          <w:p>
+            <w:r>
+              <w:t>Прочие общехозяйственные расходы</w:t>
+            </w:r>
+          </w:p>
+        </w:tc>
+        <w:tc>
+          <w:tcPr/>
+          <w:p>
+            <w:r>
+              <w:t>19 700 000</w:t>
+            </w:r>
+          </w:p>
+        </w:tc>
+        <w:tc>
+          <w:tcPr/>
+          <w:p>
+            <w:r>
+              <w:t>100%</w:t>
+            </w:r>
+          </w:p>
+        </w:tc>
+      </w:tr>
+      <w:tr>
+        <w:tc>
+          <w:tcPr/>
+          <w:p>
+            <w:r>
+              <w:rPr>
+                <w:b/>
+              </w:rPr>
+              <w:t>ИТОГО ЗАТРАТЫ ПРИ ПОЛНОЙ МОЩНОСТИ</w:t>
+            </w:r>
+          </w:p>
+        </w:tc>
+        <w:tc>
+          <w:tcPr/>
+          <w:p>
+            <w:r>
+              <w:rPr>
+                <w:b/>
+              </w:rPr>
+              <w:t>104 086 667</w:t>
             </w:r>
           </w:p>
         </w:tc>
@@ -1151,6 +2483,797 @@
         </w:tc>
       </w:tr>
     </w:tbl>
+    <w:p>
+      <w:r>
+        <w:rPr>
+          <w:b/>
+        </w:rPr>
+        <w:t>Выход на мощность в Году 1</w:t>
+      </w:r>
+      <w:r>
+        <w:t xml:space="preserve"> — проект не стартует сразу со 100% загрузки: в модели заложен постепенный выход на проектную мощность за 6 месяцев (50% → 65% → 78% → 88% → 95% → 100%), что реалистичнее для нового бизнеса и напрямую влияет на потребность в оборотном капитале и денежный поток первых месяцев (см. лист «План продаж» в Excel).</w:t>
+      </w:r>
+    </w:p>
+    <w:p>
+      <w:r>
+        <w:rPr>
+          <w:b/>
+        </w:rPr>
+        <w:t>Ключевые показатели по месяцам Года 1, сум</w:t>
+      </w:r>
+    </w:p>
+    <w:tbl>
+      <w:tblPr>
+        <w:tblStyle w:val="CkTable"/>
+        <w:tblW w:w="0" w:type="auto"/>
+        <w:tblLayout w:type="autofit"/>
+        <w:tblLook w:firstRow="1" w:lastRow="0" w:firstColumn="0" w:lastColumn="0" w:noHBand="0" w:noVBand="1"/>
+      </w:tblPr>
+      <w:tblGrid>
+        <w:gridCol/>
+        <w:gridCol/>
+        <w:gridCol/>
+        <w:gridCol/>
+        <w:gridCol/>
+      </w:tblGrid>
+      <w:tr>
+        <w:trPr>
+          <w:tblHeader/>
+        </w:trPr>
+        <w:tc>
+          <w:tcPr/>
+          <w:p>
+            <w:r>
+              <w:rPr>
+                <w:b/>
+              </w:rPr>
+              <w:t>Показатель</w:t>
+            </w:r>
+          </w:p>
+        </w:tc>
+        <w:tc>
+          <w:tcPr/>
+          <w:p>
+            <w:r>
+              <w:rPr>
+                <w:b/>
+              </w:rPr>
+              <w:t>Мес. 1</w:t>
+            </w:r>
+          </w:p>
+        </w:tc>
+        <w:tc>
+          <w:tcPr/>
+          <w:p>
+            <w:r>
+              <w:rPr>
+                <w:b/>
+              </w:rPr>
+              <w:t>Мес. 3</w:t>
+            </w:r>
+          </w:p>
+        </w:tc>
+        <w:tc>
+          <w:tcPr/>
+          <w:p>
+            <w:r>
+              <w:rPr>
+                <w:b/>
+              </w:rPr>
+              <w:t>Мес. 6</w:t>
+            </w:r>
+          </w:p>
+        </w:tc>
+        <w:tc>
+          <w:tcPr/>
+          <w:p>
+            <w:r>
+              <w:rPr>
+                <w:b/>
+              </w:rPr>
+              <w:t>Мес. 12</w:t>
+            </w:r>
+          </w:p>
+        </w:tc>
+      </w:tr>
+      <w:tr>
+        <w:tc>
+          <w:tcPr/>
+          <w:p>
+            <w:r>
+              <w:t>Выручка</w:t>
+            </w:r>
+          </w:p>
+        </w:tc>
+        <w:tc>
+          <w:tcPr/>
+          <w:p>
+            <w:r>
+              <w:t>63 000 000</w:t>
+            </w:r>
+          </w:p>
+        </w:tc>
+        <w:tc>
+          <w:tcPr/>
+          <w:p>
+            <w:r>
+              <w:t>98 280 000</w:t>
+            </w:r>
+          </w:p>
+        </w:tc>
+        <w:tc>
+          <w:tcPr/>
+          <w:p>
+            <w:r>
+              <w:t>126 000 000</w:t>
+            </w:r>
+          </w:p>
+        </w:tc>
+        <w:tc>
+          <w:tcPr/>
+          <w:p>
+            <w:r>
+              <w:t>135 348 554</w:t>
+            </w:r>
+          </w:p>
+        </w:tc>
+      </w:tr>
+      <w:tr>
+        <w:tc>
+          <w:tcPr/>
+          <w:p>
+            <w:r>
+              <w:t>Чистая прибыль</w:t>
+            </w:r>
+          </w:p>
+        </w:tc>
+        <w:tc>
+          <w:tcPr/>
+          <w:p>
+            <w:r>
+              <w:t>−23 553 333</w:t>
+            </w:r>
+          </w:p>
+        </w:tc>
+        <w:tc>
+          <w:tcPr/>
+          <w:p>
+            <w:r>
+              <w:t>−2 301 333</w:t>
+            </w:r>
+          </w:p>
+        </w:tc>
+        <w:tc>
+          <w:tcPr/>
+          <w:p>
+            <w:r>
+              <w:t>12 624 389</w:t>
+            </w:r>
+          </w:p>
+        </w:tc>
+        <w:tc>
+          <w:tcPr/>
+          <w:p>
+            <w:r>
+              <w:t>18 572 738</w:t>
+            </w:r>
+          </w:p>
+        </w:tc>
+      </w:tr>
+      <w:tr>
+        <w:tc>
+          <w:tcPr/>
+          <w:p>
+            <w:r>
+              <w:t>Остаток денежных средств на конец периода</w:t>
+            </w:r>
+          </w:p>
+        </w:tc>
+        <w:tc>
+          <w:tcPr/>
+          <w:p>
+            <w:r>
+              <w:t>38 423 590</w:t>
+            </w:r>
+          </w:p>
+        </w:tc>
+        <w:tc>
+          <w:tcPr/>
+          <w:p>
+            <w:r>
+              <w:t>16 545 257</w:t>
+            </w:r>
+          </w:p>
+        </w:tc>
+        <w:tc>
+          <w:tcPr/>
+          <w:p>
+            <w:r>
+              <w:t>5 014 313</w:t>
+            </w:r>
+          </w:p>
+        </w:tc>
+        <w:tc>
+          <w:tcPr/>
+          <w:p>
+            <w:r>
+              <w:t>44 961 531</w:t>
+            </w:r>
+          </w:p>
+        </w:tc>
+      </w:tr>
+    </w:tbl>
+    <w:p>
+      <w:r>
+        <w:rPr>
+          <w:rStyle w:val="CkCaption"/>
+          <w:i/>
+        </w:rPr>
+        <w:t>Денежный поток остаётся положительным весь Год 1 при условии, что собственный капитал инициатора действительно покрывает не только основные средства, но и нарастание дебиторской задолженности и запасов на период выхода на мощность (см. смету выше).</w:t>
+      </w:r>
+    </w:p>
+    <w:p>
+      <w:r>
+        <w:rPr>
+          <w:b/>
+        </w:rPr>
+        <w:t>Точка безубыточности</w:t>
+      </w:r>
+    </w:p>
+    <w:tbl>
+      <w:tblPr>
+        <w:tblStyle w:val="CkTable"/>
+        <w:tblW w:w="0" w:type="auto"/>
+        <w:tblLayout w:type="autofit"/>
+        <w:tblLook w:firstRow="1" w:lastRow="0" w:firstColumn="0" w:lastColumn="0" w:noHBand="0" w:noVBand="1"/>
+      </w:tblPr>
+      <w:tblGrid>
+        <w:gridCol/>
+        <w:gridCol/>
+      </w:tblGrid>
+      <w:tr>
+        <w:trPr>
+          <w:tblHeader/>
+        </w:trPr>
+        <w:tc>
+          <w:tcPr/>
+          <w:p>
+            <w:r>
+              <w:rPr>
+                <w:b/>
+              </w:rPr>
+              <w:t>Показатель</w:t>
+            </w:r>
+          </w:p>
+        </w:tc>
+        <w:tc>
+          <w:tcPr/>
+          <w:p>
+            <w:r>
+              <w:rPr>
+                <w:b/>
+              </w:rPr>
+              <w:t>Значение</w:t>
+            </w:r>
+          </w:p>
+        </w:tc>
+      </w:tr>
+      <w:tr>
+        <w:tc>
+          <w:tcPr/>
+          <w:p>
+            <w:r>
+              <w:t>Маржинальная рентабельность (вклад на покрытие)</w:t>
+            </w:r>
+          </w:p>
+        </w:tc>
+        <w:tc>
+          <w:tcPr/>
+          <w:p>
+            <w:r>
+              <w:t>60,2%</w:t>
+            </w:r>
+          </w:p>
+        </w:tc>
+      </w:tr>
+      <w:tr>
+        <w:tc>
+          <w:tcPr/>
+          <w:p>
+            <w:r>
+              <w:t>Постоянные затраты, сум/мес</w:t>
+            </w:r>
+          </w:p>
+        </w:tc>
+        <w:tc>
+          <w:tcPr/>
+          <w:p>
+            <w:r>
+              <w:t>53 986 667</w:t>
+            </w:r>
+          </w:p>
+        </w:tc>
+      </w:tr>
+      <w:tr>
+        <w:tc>
+          <w:tcPr/>
+          <w:p>
+            <w:r>
+              <w:t>Точка безубыточности по выручке, сум/мес</w:t>
+            </w:r>
+          </w:p>
+        </w:tc>
+        <w:tc>
+          <w:tcPr/>
+          <w:p>
+            <w:r>
+              <w:t>89 622 134</w:t>
+            </w:r>
+          </w:p>
+        </w:tc>
+      </w:tr>
+      <w:tr>
+        <w:tc>
+          <w:tcPr/>
+          <w:p>
+            <w:r>
+              <w:t>Точка безубыточности, % от проектной мощности</w:t>
+            </w:r>
+          </w:p>
+        </w:tc>
+        <w:tc>
+          <w:tcPr/>
+          <w:p>
+            <w:r>
+              <w:t>71,1%</w:t>
+            </w:r>
+          </w:p>
+        </w:tc>
+      </w:tr>
+    </w:tbl>
+    <w:p>
+      <w:r>
+        <w:rPr>
+          <w:b/>
+        </w:rPr>
+        <w:t>Срок окупаемости и эффективность</w:t>
+      </w:r>
+    </w:p>
+    <w:p>
+      <w:r>
+        <w:t>Срок окупаемости полной стоимости проекта (489 979 702 сум) по чистой прибыли на уровне проектной мощности (≈18 572 738 сум/мес к 12-му месяцу) — около 26 месяцев.</w:t>
+      </w:r>
+    </w:p>
+    <w:p>
+      <w:r>
+        <w:rPr>
+          <w:rStyle w:val="CkCaption"/>
+          <w:i/>
+        </w:rPr>
+        <w:t>NPV и IRR в приложенном Excel-файле рассчитаны только за Год 1 проекта (12 месяцев) — в течение этого периода компания обычно ещё не успевает полностью окупить стартовые вложения. IRR за 12 месяцев математически не определяется, когда денежный поток года ещё не покрывает инвестиции (лист «NPV и IRR» показывает «н/д» в этом случае) — это ожидаемо для капиталоёмких проектов и не является ошибкой расчёта. Для реальной заявки в банк расширьте период анализа на нужное количество лет.</w:t>
+      </w:r>
+    </w:p>
+    <w:p>
+      <w:r>
+        <w:t>[Впишите] Пересчитайте все показатели этого раздела на основе цен, ставок аренды/зарплат и объёмов продаж вашего проекта в вашем регионе — они автоматически обновятся и в приложенном Excel-файле.</w:t>
+      </w:r>
+    </w:p>
+    <w:p>
+      <w:pPr>
+        <w:pStyle w:val="Heading2"/>
+        <ck:id v="risks"/>
+      </w:pPr>
+      <w:bookmarkStart w:id="13" w:name="risks"/>
+      <w:r>
+        <w:t>Оценка рисков</w:t>
+      </w:r>
+      <w:bookmarkEnd w:id="13"/>
+    </w:p>
+    <w:p>
+      <w:r>
+        <w:rPr>
+          <w:rStyle w:val="CkCaption"/>
+          <w:i/>
+        </w:rPr>
+        <w:t>Веса ниже отражают ОТНОСИТЕЛЬНУЮ значимость рисков друг относительно друга (в сумме — 100%), а не вероятность в процентах; оценка — экспертная, по шкале от 1 (низкий риск) до 5 (высокий риск).</w:t>
+      </w:r>
+    </w:p>
+    <w:tbl>
+      <w:tblPr>
+        <w:tblStyle w:val="CkTable"/>
+        <w:tblW w:w="0" w:type="auto"/>
+        <w:tblLayout w:type="autofit"/>
+        <w:tblLook w:firstRow="1" w:lastRow="0" w:firstColumn="0" w:lastColumn="0" w:noHBand="0" w:noVBand="1"/>
+      </w:tblPr>
+      <w:tblGrid>
+        <w:gridCol/>
+        <w:gridCol/>
+        <w:gridCol/>
+        <w:gridCol/>
+        <w:gridCol/>
+      </w:tblGrid>
+      <w:tr>
+        <w:trPr>
+          <w:tblHeader/>
+        </w:trPr>
+        <w:tc>
+          <w:tcPr/>
+          <w:p>
+            <w:r>
+              <w:rPr>
+                <w:b/>
+              </w:rPr>
+              <w:t>Риск</w:t>
+            </w:r>
+          </w:p>
+        </w:tc>
+        <w:tc>
+          <w:tcPr/>
+          <w:p>
+            <w:r>
+              <w:rPr>
+                <w:b/>
+              </w:rPr>
+              <w:t>Вес, %</w:t>
+            </w:r>
+          </w:p>
+        </w:tc>
+        <w:tc>
+          <w:tcPr/>
+          <w:p>
+            <w:r>
+              <w:rPr>
+                <w:b/>
+              </w:rPr>
+              <w:t>Оценка (1-5)</w:t>
+            </w:r>
+          </w:p>
+        </w:tc>
+        <w:tc>
+          <w:tcPr/>
+          <w:p>
+            <w:r>
+              <w:rPr>
+                <w:b/>
+              </w:rPr>
+              <w:t>Взвешенный балл</w:t>
+            </w:r>
+          </w:p>
+        </w:tc>
+        <w:tc>
+          <w:tcPr/>
+          <w:p>
+            <w:r>
+              <w:rPr>
+                <w:b/>
+              </w:rPr>
+              <w:t>Меры снижения</w:t>
+            </w:r>
+          </w:p>
+        </w:tc>
+      </w:tr>
+      <w:tr>
+        <w:tc>
+          <w:tcPr/>
+          <w:p>
+            <w:r>
+              <w:t>Высокая конкуренция в насыщенных локациях</w:t>
+            </w:r>
+          </w:p>
+        </w:tc>
+        <w:tc>
+          <w:tcPr/>
+          <w:p>
+            <w:r>
+              <w:t>20%</w:t>
+            </w:r>
+          </w:p>
+        </w:tc>
+        <w:tc>
+          <w:tcPr/>
+          <w:p>
+            <w:r>
+              <w:t>4</w:t>
+            </w:r>
+          </w:p>
+        </w:tc>
+        <w:tc>
+          <w:tcPr/>
+          <w:p>
+            <w:r>
+              <w:t>0,80</w:t>
+            </w:r>
+          </w:p>
+        </w:tc>
+        <w:tc>
+          <w:tcPr/>
+          <w:p>
+            <w:r>
+              <w:t>Уникальное позиционирование, программа лояльности, узнаваемый бренд</w:t>
+            </w:r>
+          </w:p>
+        </w:tc>
+      </w:tr>
+      <w:tr>
+        <w:tc>
+          <w:tcPr/>
+          <w:p>
+            <w:r>
+              <w:t>Порча/списание скоропортящегося товара</w:t>
+            </w:r>
+          </w:p>
+        </w:tc>
+        <w:tc>
+          <w:tcPr/>
+          <w:p>
+            <w:r>
+              <w:t>15%</w:t>
+            </w:r>
+          </w:p>
+        </w:tc>
+        <w:tc>
+          <w:tcPr/>
+          <w:p>
+            <w:r>
+              <w:t>3</w:t>
+            </w:r>
+          </w:p>
+        </w:tc>
+        <w:tc>
+          <w:tcPr/>
+          <w:p>
+            <w:r>
+              <w:t>0,45</w:t>
+            </w:r>
+          </w:p>
+        </w:tc>
+        <w:tc>
+          <w:tcPr/>
+          <w:p>
+            <w:r>
+              <w:t>Контроль запасов, принцип FIFO, гибкое меню под остатки</w:t>
+            </w:r>
+          </w:p>
+        </w:tc>
+      </w:tr>
+      <w:tr>
+        <w:tc>
+          <w:tcPr/>
+          <w:p>
+            <w:r>
+              <w:t>Рост комиссий и зависимость от агрегаторов доставки</w:t>
+            </w:r>
+          </w:p>
+        </w:tc>
+        <w:tc>
+          <w:tcPr/>
+          <w:p>
+            <w:r>
+              <w:t>20%</w:t>
+            </w:r>
+          </w:p>
+        </w:tc>
+        <w:tc>
+          <w:tcPr/>
+          <w:p>
+            <w:r>
+              <w:t>3</w:t>
+            </w:r>
+          </w:p>
+        </w:tc>
+        <w:tc>
+          <w:tcPr/>
+          <w:p>
+            <w:r>
+              <w:t>0,60</w:t>
+            </w:r>
+          </w:p>
+        </w:tc>
+        <w:tc>
+          <w:tcPr/>
+          <w:p>
+            <w:r>
+              <w:t>Развитие собственных каналов продаж (соцсети, повторные заказы) параллельно с маркетплейсами</w:t>
+            </w:r>
+          </w:p>
+        </w:tc>
+      </w:tr>
+      <w:tr>
+        <w:tc>
+          <w:tcPr/>
+          <w:p>
+            <w:r>
+              <w:t>Изменение потребительского спроса и трендов</w:t>
+            </w:r>
+          </w:p>
+        </w:tc>
+        <w:tc>
+          <w:tcPr/>
+          <w:p>
+            <w:r>
+              <w:t>15%</w:t>
+            </w:r>
+          </w:p>
+        </w:tc>
+        <w:tc>
+          <w:tcPr/>
+          <w:p>
+            <w:r>
+              <w:t>2</w:t>
+            </w:r>
+          </w:p>
+        </w:tc>
+        <w:tc>
+          <w:tcPr/>
+          <w:p>
+            <w:r>
+              <w:t>0,30</w:t>
+            </w:r>
+          </w:p>
+        </w:tc>
+        <w:tc>
+          <w:tcPr/>
+          <w:p>
+            <w:r>
+              <w:t>Регулярный анализ продаж и ассортимента, тестирование новых позиций малыми партиями</w:t>
+            </w:r>
+          </w:p>
+        </w:tc>
+      </w:tr>
+      <w:tr>
+        <w:tc>
+          <w:tcPr/>
+          <w:p>
+            <w:r>
+              <w:t>Рост арендных ставок в проходных локациях</w:t>
+            </w:r>
+          </w:p>
+        </w:tc>
+        <w:tc>
+          <w:tcPr/>
+          <w:p>
+            <w:r>
+              <w:t>15%</w:t>
+            </w:r>
+          </w:p>
+        </w:tc>
+        <w:tc>
+          <w:tcPr/>
+          <w:p>
+            <w:r>
+              <w:t>2</w:t>
+            </w:r>
+          </w:p>
+        </w:tc>
+        <w:tc>
+          <w:tcPr/>
+          <w:p>
+            <w:r>
+              <w:t>0,30</w:t>
+            </w:r>
+          </w:p>
+        </w:tc>
+        <w:tc>
+          <w:tcPr/>
+          <w:p>
+            <w:r>
+              <w:t>Долгосрочный договор аренды с фиксацией ставки, резервная локация</w:t>
+            </w:r>
+          </w:p>
+        </w:tc>
+      </w:tr>
+      <w:tr>
+        <w:tc>
+          <w:tcPr/>
+          <w:p>
+            <w:r>
+              <w:t>Дефицит и текучесть линейного персонала</w:t>
+            </w:r>
+          </w:p>
+        </w:tc>
+        <w:tc>
+          <w:tcPr/>
+          <w:p>
+            <w:r>
+              <w:t>15%</w:t>
+            </w:r>
+          </w:p>
+        </w:tc>
+        <w:tc>
+          <w:tcPr/>
+          <w:p>
+            <w:r>
+              <w:t>2</w:t>
+            </w:r>
+          </w:p>
+        </w:tc>
+        <w:tc>
+          <w:tcPr/>
+          <w:p>
+            <w:r>
+              <w:t>0,30</w:t>
+            </w:r>
+          </w:p>
+        </w:tc>
+        <w:tc>
+          <w:tcPr/>
+          <w:p>
+            <w:r>
+              <w:t>Понятная система мотивации, обучение при найме, комфортные условия труда</w:t>
+            </w:r>
+          </w:p>
+        </w:tc>
+      </w:tr>
+      <w:tr>
+        <w:tc>
+          <w:tcPr/>
+          <w:p>
+            <w:r>
+              <w:rPr>
+                <w:b/>
+              </w:rPr>
+              <w:t>ИТОГО</w:t>
+            </w:r>
+          </w:p>
+        </w:tc>
+        <w:tc>
+          <w:tcPr/>
+          <w:p>
+            <w:r>
+              <w:rPr>
+                <w:b/>
+              </w:rPr>
+              <w:t>100%</w:t>
+            </w:r>
+          </w:p>
+        </w:tc>
+        <w:tc>
+          <w:tcPr/>
+          <w:p/>
+        </w:tc>
+        <w:tc>
+          <w:tcPr/>
+          <w:p>
+            <w:r>
+              <w:rPr>
+                <w:b/>
+              </w:rPr>
+              <w:t>2,75 из 5</w:t>
+            </w:r>
+          </w:p>
+        </w:tc>
+        <w:tc>
+          <w:tcPr/>
+          <w:p/>
+        </w:tc>
+      </w:tr>
+    </w:tbl>
+    <w:p>
+      <w:r>
+        <w:t>Итоговая взвешенная оценка (2,75 из 5) отражает экспертную оценку совокупного уровня риска проекта.</w:t>
+      </w:r>
+    </w:p>
+    <w:p>
+      <w:r>
+        <w:t>[Впишите] Дополните таблицу своими рисками, специфичными для вашего проекта и региона, и пересчитайте веса.</w:t>
+      </w:r>
+    </w:p>
+    <w:p>
+      <w:pPr>
+        <w:pStyle w:val="Heading2"/>
+        <ck:id v="conclusion"/>
+      </w:pPr>
+      <w:bookmarkStart w:id="14" w:name="conclusion"/>
+      <w:r>
+        <w:t>Заключение</w:t>
+      </w:r>
+      <w:bookmarkEnd w:id="14"/>
+    </w:p>
+    <w:p>
+      <w:r>
+        <w:t>[Впишите] Краткий вывод: почему проект целесообразен, какую пользу он приносит региону/отрасли, и какое решение вы просите у банка/инвестора.</w:t>
+      </w:r>
+    </w:p>
     <w:sdt>
       <w:sdtPr>
         <w:tag w:val="clarkdown:div"/>
@@ -1186,30 +3309,14 @@
               <w:p>
                 <w:r>
                   <w:rPr>
-                    <w:b/>
+                    <w:rStyle w:val="CkKicker"/>
                   </w:rPr>
-                  <w:t>Ежемесячная прибыль:</w:t>
+                  <w:t>ПРИМЕР</w:t>
                 </w:r>
+              </w:p>
+              <w:p>
                 <w:r>
-                  <w:t xml:space="preserve"> 28 700 000 сум · </w:t>
-                </w:r>
-                <w:r>
-                  <w:rPr>
-                    <w:b/>
-                  </w:rPr>
-                  <w:t>Срок окупаемости:</w:t>
-                </w:r>
-                <w:r>
-                  <w:t xml:space="preserve"> 16,7 мес. · </w:t>
-                </w:r>
-                <w:r>
-                  <w:rPr>
-                    <w:b/>
-                  </w:rPr>
-                  <w:t>Рентабельность продаж:</w:t>
-                </w:r>
-                <w:r>
-                  <w:t xml:space="preserve"> 22,8%</w:t>
+                  <w:t>Проект создаёт 4 рабочих места и добавляет качественную точку формата «кофе с собой» в спальном районе Ташкента с диверсифицированной выручкой (точка, доставка, опт, корпоративные заказы).</w:t>
                 </w:r>
               </w:p>
             </w:tc>
@@ -1217,183 +3324,6 @@
         </w:tbl>
       </w:sdtContent>
     </w:sdt>
-    <w:p>
-      <w:r>
-        <w:rPr>
-          <w:rStyle w:val="CkCaption"/>
-          <w:i/>
-        </w:rPr>
-        <w:t>Как считался этот пример: сумма стартовых затрат — 480 млн сум, точно соответствует резюме. Прибыль ≈28,7 млн сум/мес даёт окупаемость ≈16,7 мес. — близко к заявленным ~16 мес.</w:t>
-      </w:r>
-    </w:p>
-    <w:p>
-      <w:r>
-        <w:t>[Впишите] Пересчитайте таблицы выше на основе цен, ставок аренды/зарплат и объёмов продаж вашего проекта в вашем регионе.</w:t>
-      </w:r>
-    </w:p>
-    <w:p>
-      <w:pPr>
-        <w:pStyle w:val="Heading2"/>
-        <ck:id v="risks"/>
-      </w:pPr>
-      <w:bookmarkStart w:id="10" w:name="risks"/>
-      <w:r>
-        <w:t>Риски и меры по их снижению</w:t>
-      </w:r>
-      <w:bookmarkEnd w:id="10"/>
-    </w:p>
-    <w:tbl>
-      <w:tblPr>
-        <w:tblStyle w:val="CkTable"/>
-        <w:tblW w:w="0" w:type="auto"/>
-        <w:tblLayout w:type="autofit"/>
-        <w:tblLook w:firstRow="1" w:lastRow="0" w:firstColumn="0" w:lastColumn="0" w:noHBand="0" w:noVBand="1"/>
-      </w:tblPr>
-      <w:tblGrid>
-        <w:gridCol/>
-        <w:gridCol/>
-      </w:tblGrid>
-      <w:tr>
-        <w:trPr>
-          <w:tblHeader/>
-        </w:trPr>
-        <w:tc>
-          <w:tcPr/>
-          <w:p>
-            <w:r>
-              <w:rPr>
-                <w:b/>
-              </w:rPr>
-              <w:t>Риск</w:t>
-            </w:r>
-          </w:p>
-        </w:tc>
-        <w:tc>
-          <w:tcPr/>
-          <w:p>
-            <w:r>
-              <w:rPr>
-                <w:b/>
-              </w:rPr>
-              <w:t>Меры снижения</w:t>
-            </w:r>
-          </w:p>
-        </w:tc>
-      </w:tr>
-      <w:tr>
-        <w:tc>
-          <w:tcPr/>
-          <w:p>
-            <w:r>
-              <w:t>Высокая конкуренция в насыщенных локациях</w:t>
-            </w:r>
-          </w:p>
-        </w:tc>
-        <w:tc>
-          <w:tcPr/>
-          <w:p>
-            <w:r>
-              <w:t>Уникальное позиционирование, программа лояльности, узнаваемый бренд</w:t>
-            </w:r>
-          </w:p>
-        </w:tc>
-      </w:tr>
-      <w:tr>
-        <w:tc>
-          <w:tcPr/>
-          <w:p>
-            <w:r>
-              <w:t>Порча/списание скоропортящегося товара</w:t>
-            </w:r>
-          </w:p>
-        </w:tc>
-        <w:tc>
-          <w:tcPr/>
-          <w:p>
-            <w:r>
-              <w:t>Контроль запасов, принцип FIFO, гибкое меню под остатки</w:t>
-            </w:r>
-          </w:p>
-        </w:tc>
-      </w:tr>
-      <w:tr>
-        <w:tc>
-          <w:tcPr/>
-          <w:p>
-            <w:r>
-              <w:t>Изменение потребительского спроса и трендов</w:t>
-            </w:r>
-          </w:p>
-        </w:tc>
-        <w:tc>
-          <w:tcPr/>
-          <w:p>
-            <w:r>
-              <w:t>Регулярный анализ продаж и ассортимента, тестирование новых позиций малыми партиями</w:t>
-            </w:r>
-          </w:p>
-        </w:tc>
-      </w:tr>
-      <w:tr>
-        <w:tc>
-          <w:tcPr/>
-          <w:p>
-            <w:r>
-              <w:t>Рост комиссий и зависимость от маркетплейсов/агрегаторов доставки</w:t>
-            </w:r>
-          </w:p>
-        </w:tc>
-        <w:tc>
-          <w:tcPr/>
-          <w:p>
-            <w:r>
-              <w:t>Развитие собственных каналов продаж (соцсети, повторные заказы) параллельно с маркетплейсами</w:t>
-            </w:r>
-          </w:p>
-        </w:tc>
-      </w:tr>
-      <w:tr>
-        <w:tc>
-          <w:tcPr/>
-          <w:p>
-            <w:r>
-              <w:t>Рост арендных ставок в проходных локациях</w:t>
-            </w:r>
-          </w:p>
-        </w:tc>
-        <w:tc>
-          <w:tcPr/>
-          <w:p>
-            <w:r>
-              <w:t>Долгосрочный договор аренды с фиксацией ставки, резервная локация</w:t>
-            </w:r>
-          </w:p>
-        </w:tc>
-      </w:tr>
-      <w:tr>
-        <w:tc>
-          <w:tcPr/>
-          <w:p>
-            <w:r>
-              <w:t>Дефицит и текучесть линейного персонала (бариста, продавцы)</w:t>
-            </w:r>
-          </w:p>
-        </w:tc>
-        <w:tc>
-          <w:tcPr/>
-          <w:p>
-            <w:r>
-              <w:t>Понятная система мотивации, обучение при найме, комфортные условия труда</w:t>
-            </w:r>
-          </w:p>
-        </w:tc>
-      </w:tr>
-    </w:tbl>
-    <w:p>
-      <w:r>
-        <w:t>[Впишите] Дополните таблицу своими рисками, специфичными для вашего проекта и региона.</w:t>
-      </w:r>
-    </w:p>
     <w:sectPr>
       <ck:section v="1:||margins=1.1in,size=letter"/>
       <w:footerReference w:type="default" r:id="rIdHf1"/>
